--- a/Extra_Material/MediSIEM_CAS_vs_CVSS_Test_Cases_Explained.docx
+++ b/Extra_Material/MediSIEM_CAS_vs_CVSS_Test_Cases_Explained.docx
@@ -2,1582 +2,18 @@
 <file path=word/document.xml><?xml version="1.0" encoding="utf-8"?>
 <w:document xmlns:wpc="http://schemas.microsoft.com/office/word/2010/wordprocessingCanvas" xmlns:cx="http://schemas.microsoft.com/office/drawing/2014/chartex" xmlns:cx1="http://schemas.microsoft.com/office/drawing/2015/9/8/chartex" xmlns:cx2="http://schemas.microsoft.com/office/drawing/2015/10/21/chartex" xmlns:cx3="http://schemas.microsoft.com/office/drawing/2016/5/9/chartex" xmlns:cx4="http://schemas.microsoft.com/office/drawing/2016/5/10/chartex" xmlns:cx5="http://schemas.microsoft.com/office/drawing/2016/5/11/chartex" xmlns:cx6="http://schemas.microsoft.com/office/drawing/2016/5/12/chartex" xmlns:cx7="http://schemas.microsoft.com/office/drawing/2016/5/13/chartex" xmlns:cx8="http://schemas.microsoft.com/office/drawing/2016/5/14/chartex" xmlns:mc="http://schemas.openxmlformats.org/markup-compatibility/2006" xmlns:aink="http://schemas.microsoft.com/office/drawing/2016/ink" xmlns:am3d="http://schemas.microsoft.com/office/drawing/2017/model3d" xmlns:o="urn:schemas-microsoft-com:office:office" xmlns:oel="http://schemas.microsoft.com/office/2019/extlst" xmlns:r="http://schemas.openxmlformats.org/officeDocument/2006/relationships" xmlns:m="http://schemas.openxmlformats.org/officeDocument/2006/math" xmlns:v="urn:schemas-microsoft-com:vml" xmlns:wp14="http://schemas.microsoft.com/office/word/2010/wordprocessingDrawing" xmlns:wp="http://schemas.openxmlformats.org/drawingml/2006/wordprocessingDrawing" xmlns:w10="urn:schemas-microsoft-com:office:word" xmlns:w="http://schemas.openxmlformats.org/wordprocessingml/2006/main" xmlns:w14="http://schemas.microsoft.com/office/word/2010/wordml" xmlns:w15="http://schemas.microsoft.com/office/word/2012/wordml" xmlns:w16cex="http://schemas.microsoft.com/office/word/2018/wordml/cex" xmlns:w16cid="http://schemas.microsoft.com/office/word/2016/wordml/cid" xmlns:w16="http://schemas.microsoft.com/office/word/2018/wordml" xmlns:w16du="http://schemas.microsoft.com/office/word/2023/wordml/word16du" xmlns:w16sdtdh="http://schemas.microsoft.com/office/word/2020/wordml/sdtdatahash" xmlns:w16sdtfl="http://schemas.microsoft.com/office/word/2024/wordml/sdtformatlock" xmlns:w16se="http://schemas.microsoft.com/office/word/2015/wordml/symex" xmlns:wpg="http://schemas.microsoft.com/office/word/2010/wordprocessingGroup" xmlns:wpi="http://schemas.microsoft.com/office/word/2010/wordprocessingInk" xmlns:wne="http://schemas.microsoft.com/office/word/2006/wordml" xmlns:wps="http://schemas.microsoft.com/office/word/2010/wordprocessingShape" mc:Ignorable="w14 w15 w16se w16cid w16 w16cex w16sdtdh w16sdtfl w16du wp14">
   <w:body>
+    <w:p/>
     <w:p>
       <w:pPr>
         <w:pStyle w:val="Heading1"/>
       </w:pPr>
       <w:r>
-        <w:t>1. Why Test Cases Instead of Just Showing Numbers</w:t>
+        <w:t>Background</w:t>
       </w:r>
     </w:p>
     <w:p>
       <w:r>
-        <w:t xml:space="preserve">A set of impressive-looking numbers invites one obvious </w:t>
-      </w:r>
-      <w:proofErr w:type="gramStart"/>
-      <w:r>
-        <w:t>question: ‘</w:t>
-      </w:r>
-      <w:proofErr w:type="gramEnd"/>
-      <w:r>
-        <w:t xml:space="preserve">could you have picked the numbers that make you look good?’ A test case answers that question before it's asked, because the rule for what counts as a pass is written down first, and the rule doesn't depend on how the result </w:t>
-      </w:r>
-      <w:proofErr w:type="gramStart"/>
-      <w:r>
-        <w:t>actually turns</w:t>
-      </w:r>
-      <w:proofErr w:type="gramEnd"/>
-      <w:r>
-        <w:t xml:space="preserve"> out. Every test below follows the same pattern used in software engineering testing: </w:t>
-      </w:r>
-      <w:r>
-        <w:rPr>
-          <w:b/>
-        </w:rPr>
-        <w:t>what we're checking → how we set it up → what result would count as a pass → what we actually got.</w:t>
-      </w:r>
-    </w:p>
-    <w:p>
-      <w:r>
-        <w:t>The tests are organised into three levels, each answering a different question:</w:t>
-      </w:r>
-    </w:p>
-    <w:p>
-      <w:pPr>
-        <w:pStyle w:val="ListBullet"/>
-      </w:pPr>
-      <w:r>
-        <w:rPr>
-          <w:b/>
-        </w:rPr>
-        <w:t xml:space="preserve">Level 1 — Unit tests (Section 3): </w:t>
-      </w:r>
-      <w:r>
-        <w:t>‘Does one specific rule inside the formula behave correctly, in isolation?’ Everything is held fixed except the one thing being tested, so there's no ambiguity about what caused the result.</w:t>
-      </w:r>
-    </w:p>
-    <w:p>
-      <w:pPr>
-        <w:pStyle w:val="ListBullet"/>
-      </w:pPr>
-      <w:r>
-        <w:rPr>
-          <w:b/>
-        </w:rPr>
-        <w:t xml:space="preserve">Level 2 — Scenario tests (Section 4): </w:t>
-      </w:r>
-      <w:r>
-        <w:t>‘Does the whole system, running on realistic hospital-like data with the real detection models, actually perform better overall?’</w:t>
-      </w:r>
-    </w:p>
-    <w:p>
-      <w:pPr>
-        <w:pStyle w:val="ListBullet"/>
-      </w:pPr>
-      <w:r>
-        <w:rPr>
-          <w:b/>
-        </w:rPr>
-        <w:t xml:space="preserve">Level 3 — Robustness test (Section 5): </w:t>
-      </w:r>
-      <w:r>
-        <w:t>‘If we got the exact formula weights slightly wrong, would the conclusion fall apart?’</w:t>
-      </w:r>
-    </w:p>
-    <w:p>
-      <w:pPr>
-        <w:pStyle w:val="Heading1"/>
-      </w:pPr>
-      <w:r>
-        <w:t>2. What's Real, What's Simulated — Said Plainly</w:t>
-      </w:r>
-    </w:p>
-    <w:p>
-      <w:r>
-        <w:rPr>
-          <w:b/>
-          <w:color w:val="15803D"/>
-        </w:rPr>
-        <w:t xml:space="preserve">Real: </w:t>
-      </w:r>
-      <w:r>
-        <w:t>the attack-detection AI models, the CAS scoring code exactly as it runs live, and (for Level 2) over 1.6 million real recorded network events used to test the models.</w:t>
-      </w:r>
-    </w:p>
-    <w:p>
-      <w:r>
-        <w:rPr>
-          <w:b/>
-          <w:color w:val="555555"/>
-        </w:rPr>
-        <w:t xml:space="preserve">Simulated: </w:t>
-      </w:r>
-      <w:r>
-        <w:t>which hospital device a given alert came from. No public dataset links a real attack to a real named hospital device, so real attack traffic is paired with a device drawn from a literature-grounded device list (see the separate Medical Device Criticality Ranking document for how that list itself is justified). This is a standard approach when no real-world dataset of that exact shape exists, and it is disclosed here rather than hidden.</w:t>
-      </w:r>
-    </w:p>
-    <w:p>
-      <w:r>
-        <w:t>CVSS doesn't exist as a field in this data either, so it's stood in for using the official published severity band for that attack category (e.g. a denial-of-service attack is always ‘High, 7.5’ on the public CVSS chart, regardless of target). That flat, target-blind behaviour is not a strawman — it is CVSS's actual, documented real-world behaviour.</w:t>
-      </w:r>
-    </w:p>
-    <w:p>
-      <w:r>
-        <w:br w:type="page"/>
-      </w:r>
-    </w:p>
-    <w:p>
-      <w:pPr>
-        <w:pStyle w:val="Heading1"/>
-      </w:pPr>
-      <w:r>
-        <w:lastRenderedPageBreak/>
-        <w:t>3. Level 1 — Unit Test Cases</w:t>
-      </w:r>
-    </w:p>
-    <w:p>
-      <w:r>
-        <w:rPr>
-          <w:i/>
-          <w:color w:val="555555"/>
-        </w:rPr>
-        <w:t>Each row below isolates one mechanism using the real scoring engine directly, with a plain-English question, a fixed pass rule, and the actual result.</w:t>
-      </w:r>
-    </w:p>
-    <w:p>
-      <w:pPr>
-        <w:pStyle w:val="Heading2"/>
-      </w:pPr>
-      <w:r>
-        <w:t>TC-U1  —  Does a more critical device get a higher score for the exact same attack?</w:t>
-      </w:r>
-    </w:p>
-    <w:tbl>
-      <w:tblPr>
-        <w:tblStyle w:val="LightGrid-Accent1"/>
-        <w:tblW w:w="0" w:type="auto"/>
-        <w:jc w:val="center"/>
-        <w:tblLook w:val="04A0" w:firstRow="1" w:lastRow="0" w:firstColumn="1" w:lastColumn="0" w:noHBand="0" w:noVBand="1"/>
-      </w:tblPr>
-      <w:tblGrid>
-        <w:gridCol w:w="2521"/>
-        <w:gridCol w:w="2521"/>
-        <w:gridCol w:w="2521"/>
-        <w:gridCol w:w="2521"/>
-      </w:tblGrid>
-      <w:tr>
-        <w:trPr>
-          <w:cnfStyle w:val="100000000000" w:firstRow="1" w:lastRow="0" w:firstColumn="0" w:lastColumn="0" w:oddVBand="0" w:evenVBand="0" w:oddHBand="0" w:evenHBand="0" w:firstRowFirstColumn="0" w:firstRowLastColumn="0" w:lastRowFirstColumn="0" w:lastRowLastColumn="0"/>
-          <w:jc w:val="center"/>
-        </w:trPr>
-        <w:tc>
-          <w:tcPr>
-            <w:cnfStyle w:val="001000000000" w:firstRow="0" w:lastRow="0" w:firstColumn="1" w:lastColumn="0" w:oddVBand="0" w:evenVBand="0" w:oddHBand="0" w:evenHBand="0" w:firstRowFirstColumn="0" w:firstRowLastColumn="0" w:lastRowFirstColumn="0" w:lastRowLastColumn="0"/>
-            <w:tcW w:w="2521" w:type="dxa"/>
-          </w:tcPr>
-          <w:p>
-            <w:r>
-              <w:rPr>
-                <w:sz w:val="19"/>
-              </w:rPr>
-              <w:t>Setup</w:t>
-            </w:r>
-          </w:p>
-        </w:tc>
-        <w:tc>
-          <w:tcPr>
-            <w:tcW w:w="2521" w:type="dxa"/>
-          </w:tcPr>
-          <w:p>
-            <w:pPr>
-              <w:cnfStyle w:val="100000000000" w:firstRow="1" w:lastRow="0" w:firstColumn="0" w:lastColumn="0" w:oddVBand="0" w:evenVBand="0" w:oddHBand="0" w:evenHBand="0" w:firstRowFirstColumn="0" w:firstRowLastColumn="0" w:lastRowFirstColumn="0" w:lastRowLastColumn="0"/>
-            </w:pPr>
-            <w:r>
-              <w:rPr>
-                <w:sz w:val="19"/>
-              </w:rPr>
-              <w:t>Pass Rule (decided in advance)</w:t>
-            </w:r>
-          </w:p>
-        </w:tc>
-        <w:tc>
-          <w:tcPr>
-            <w:tcW w:w="2521" w:type="dxa"/>
-          </w:tcPr>
-          <w:p>
-            <w:pPr>
-              <w:cnfStyle w:val="100000000000" w:firstRow="1" w:lastRow="0" w:firstColumn="0" w:lastColumn="0" w:oddVBand="0" w:evenVBand="0" w:oddHBand="0" w:evenHBand="0" w:firstRowFirstColumn="0" w:firstRowLastColumn="0" w:lastRowFirstColumn="0" w:lastRowLastColumn="0"/>
-            </w:pPr>
-            <w:r>
-              <w:rPr>
-                <w:sz w:val="19"/>
-              </w:rPr>
-              <w:t>Actual Result</w:t>
-            </w:r>
-          </w:p>
-        </w:tc>
-        <w:tc>
-          <w:tcPr>
-            <w:tcW w:w="2521" w:type="dxa"/>
-          </w:tcPr>
-          <w:p>
-            <w:pPr>
-              <w:cnfStyle w:val="100000000000" w:firstRow="1" w:lastRow="0" w:firstColumn="0" w:lastColumn="0" w:oddVBand="0" w:evenVBand="0" w:oddHBand="0" w:evenHBand="0" w:firstRowFirstColumn="0" w:firstRowLastColumn="0" w:lastRowFirstColumn="0" w:lastRowLastColumn="0"/>
-            </w:pPr>
-            <w:r>
-              <w:rPr>
-                <w:sz w:val="19"/>
-              </w:rPr>
-              <w:t>Verdict</w:t>
-            </w:r>
-          </w:p>
-        </w:tc>
-      </w:tr>
-      <w:tr>
-        <w:trPr>
-          <w:cnfStyle w:val="000000100000" w:firstRow="0" w:lastRow="0" w:firstColumn="0" w:lastColumn="0" w:oddVBand="0" w:evenVBand="0" w:oddHBand="1" w:evenHBand="0" w:firstRowFirstColumn="0" w:firstRowLastColumn="0" w:lastRowFirstColumn="0" w:lastRowLastColumn="0"/>
-          <w:jc w:val="center"/>
-        </w:trPr>
-        <w:tc>
-          <w:tcPr>
-            <w:cnfStyle w:val="001000000000" w:firstRow="0" w:lastRow="0" w:firstColumn="1" w:lastColumn="0" w:oddVBand="0" w:evenVBand="0" w:oddHBand="0" w:evenHBand="0" w:firstRowFirstColumn="0" w:firstRowLastColumn="0" w:lastRowFirstColumn="0" w:lastRowLastColumn="0"/>
-            <w:tcW w:w="2521" w:type="dxa"/>
-          </w:tcPr>
-          <w:p>
-            <w:r>
-              <w:rPr>
-                <w:b w:val="0"/>
-                <w:sz w:val="19"/>
-              </w:rPr>
-              <w:t>Same DoS attack signature; device A = ICU Ventilator (Class III); device B = Admin Workstation (Class I).</w:t>
-            </w:r>
-          </w:p>
-        </w:tc>
-        <w:tc>
-          <w:tcPr>
-            <w:tcW w:w="2521" w:type="dxa"/>
-          </w:tcPr>
-          <w:p>
-            <w:pPr>
-              <w:cnfStyle w:val="000000100000" w:firstRow="0" w:lastRow="0" w:firstColumn="0" w:lastColumn="0" w:oddVBand="0" w:evenVBand="0" w:oddHBand="1" w:evenHBand="0" w:firstRowFirstColumn="0" w:firstRowLastColumn="0" w:lastRowFirstColumn="0" w:lastRowLastColumn="0"/>
-            </w:pPr>
-            <w:r>
-              <w:rPr>
-                <w:sz w:val="19"/>
-              </w:rPr>
-              <w:t>CAS(A) &gt; CAS(B). CVSS gives A and B the identical score (it can't see the device).</w:t>
-            </w:r>
-          </w:p>
-        </w:tc>
-        <w:tc>
-          <w:tcPr>
-            <w:tcW w:w="2521" w:type="dxa"/>
-          </w:tcPr>
-          <w:p>
-            <w:pPr>
-              <w:cnfStyle w:val="000000100000" w:firstRow="0" w:lastRow="0" w:firstColumn="0" w:lastColumn="0" w:oddVBand="0" w:evenVBand="0" w:oddHBand="1" w:evenHBand="0" w:firstRowFirstColumn="0" w:firstRowLastColumn="0" w:lastRowFirstColumn="0" w:lastRowLastColumn="0"/>
-            </w:pPr>
-            <w:r>
-              <w:rPr>
-                <w:sz w:val="19"/>
-              </w:rPr>
-              <w:t>CAS: 9.1 (Immediate) vs 6.7 (Investigate). CVSS: 7.5 for both.</w:t>
-            </w:r>
-          </w:p>
-        </w:tc>
-        <w:tc>
-          <w:tcPr>
-            <w:tcW w:w="2521" w:type="dxa"/>
-          </w:tcPr>
-          <w:p>
-            <w:pPr>
-              <w:cnfStyle w:val="000000100000" w:firstRow="0" w:lastRow="0" w:firstColumn="0" w:lastColumn="0" w:oddVBand="0" w:evenVBand="0" w:oddHBand="1" w:evenHBand="0" w:firstRowFirstColumn="0" w:firstRowLastColumn="0" w:lastRowFirstColumn="0" w:lastRowLastColumn="0"/>
-            </w:pPr>
-            <w:r>
-              <w:rPr>
-                <w:b/>
-                <w:color w:val="15803D"/>
-                <w:sz w:val="19"/>
-              </w:rPr>
-              <w:t>PASS</w:t>
-            </w:r>
-          </w:p>
-        </w:tc>
-      </w:tr>
-    </w:tbl>
-    <w:p/>
-    <w:p>
-      <w:pPr>
-        <w:pStyle w:val="Heading2"/>
-      </w:pPr>
-      <w:r>
-        <w:t>TC-U2  —  Does a more dangerous attack type get a higher score than a milder one, on the same device?</w:t>
-      </w:r>
-    </w:p>
-    <w:tbl>
-      <w:tblPr>
-        <w:tblStyle w:val="LightGrid-Accent1"/>
-        <w:tblW w:w="0" w:type="auto"/>
-        <w:jc w:val="center"/>
-        <w:tblLook w:val="04A0" w:firstRow="1" w:lastRow="0" w:firstColumn="1" w:lastColumn="0" w:noHBand="0" w:noVBand="1"/>
-      </w:tblPr>
-      <w:tblGrid>
-        <w:gridCol w:w="2521"/>
-        <w:gridCol w:w="2521"/>
-        <w:gridCol w:w="2521"/>
-        <w:gridCol w:w="2521"/>
-      </w:tblGrid>
-      <w:tr>
-        <w:trPr>
-          <w:cnfStyle w:val="100000000000" w:firstRow="1" w:lastRow="0" w:firstColumn="0" w:lastColumn="0" w:oddVBand="0" w:evenVBand="0" w:oddHBand="0" w:evenHBand="0" w:firstRowFirstColumn="0" w:firstRowLastColumn="0" w:lastRowFirstColumn="0" w:lastRowLastColumn="0"/>
-          <w:jc w:val="center"/>
-        </w:trPr>
-        <w:tc>
-          <w:tcPr>
-            <w:cnfStyle w:val="001000000000" w:firstRow="0" w:lastRow="0" w:firstColumn="1" w:lastColumn="0" w:oddVBand="0" w:evenVBand="0" w:oddHBand="0" w:evenHBand="0" w:firstRowFirstColumn="0" w:firstRowLastColumn="0" w:lastRowFirstColumn="0" w:lastRowLastColumn="0"/>
-            <w:tcW w:w="2521" w:type="dxa"/>
-          </w:tcPr>
-          <w:p>
-            <w:r>
-              <w:rPr>
-                <w:sz w:val="19"/>
-              </w:rPr>
-              <w:t>Setup</w:t>
-            </w:r>
-          </w:p>
-        </w:tc>
-        <w:tc>
-          <w:tcPr>
-            <w:tcW w:w="2521" w:type="dxa"/>
-          </w:tcPr>
-          <w:p>
-            <w:pPr>
-              <w:cnfStyle w:val="100000000000" w:firstRow="1" w:lastRow="0" w:firstColumn="0" w:lastColumn="0" w:oddVBand="0" w:evenVBand="0" w:oddHBand="0" w:evenHBand="0" w:firstRowFirstColumn="0" w:firstRowLastColumn="0" w:lastRowFirstColumn="0" w:lastRowLastColumn="0"/>
-            </w:pPr>
-            <w:r>
-              <w:rPr>
-                <w:sz w:val="19"/>
-              </w:rPr>
-              <w:t>Pass Rule (decided in advance)</w:t>
-            </w:r>
-          </w:p>
-        </w:tc>
-        <w:tc>
-          <w:tcPr>
-            <w:tcW w:w="2521" w:type="dxa"/>
-          </w:tcPr>
-          <w:p>
-            <w:pPr>
-              <w:cnfStyle w:val="100000000000" w:firstRow="1" w:lastRow="0" w:firstColumn="0" w:lastColumn="0" w:oddVBand="0" w:evenVBand="0" w:oddHBand="0" w:evenHBand="0" w:firstRowFirstColumn="0" w:firstRowLastColumn="0" w:lastRowFirstColumn="0" w:lastRowLastColumn="0"/>
-            </w:pPr>
-            <w:r>
-              <w:rPr>
-                <w:sz w:val="19"/>
-              </w:rPr>
-              <w:t>Actual Result</w:t>
-            </w:r>
-          </w:p>
-        </w:tc>
-        <w:tc>
-          <w:tcPr>
-            <w:tcW w:w="2521" w:type="dxa"/>
-          </w:tcPr>
-          <w:p>
-            <w:pPr>
-              <w:cnfStyle w:val="100000000000" w:firstRow="1" w:lastRow="0" w:firstColumn="0" w:lastColumn="0" w:oddVBand="0" w:evenVBand="0" w:oddHBand="0" w:evenHBand="0" w:firstRowFirstColumn="0" w:firstRowLastColumn="0" w:lastRowFirstColumn="0" w:lastRowLastColumn="0"/>
-            </w:pPr>
-            <w:r>
-              <w:rPr>
-                <w:sz w:val="19"/>
-              </w:rPr>
-              <w:t>Verdict</w:t>
-            </w:r>
-          </w:p>
-        </w:tc>
-      </w:tr>
-      <w:tr>
-        <w:trPr>
-          <w:cnfStyle w:val="000000100000" w:firstRow="0" w:lastRow="0" w:firstColumn="0" w:lastColumn="0" w:oddVBand="0" w:evenVBand="0" w:oddHBand="1" w:evenHBand="0" w:firstRowFirstColumn="0" w:firstRowLastColumn="0" w:lastRowFirstColumn="0" w:lastRowLastColumn="0"/>
-          <w:jc w:val="center"/>
-        </w:trPr>
-        <w:tc>
-          <w:tcPr>
-            <w:cnfStyle w:val="001000000000" w:firstRow="0" w:lastRow="0" w:firstColumn="1" w:lastColumn="0" w:oddVBand="0" w:evenVBand="0" w:oddHBand="0" w:evenHBand="0" w:firstRowFirstColumn="0" w:firstRowLastColumn="0" w:lastRowFirstColumn="0" w:lastRowLastColumn="0"/>
-            <w:tcW w:w="2521" w:type="dxa"/>
-          </w:tcPr>
-          <w:p>
-            <w:r>
-              <w:rPr>
-                <w:b w:val="0"/>
-                <w:sz w:val="19"/>
-              </w:rPr>
-              <w:t>Same device (Bedside Patient Monitor); attack type varied: Benign → Recon (scan) → DoS (flood).</w:t>
-            </w:r>
-          </w:p>
-        </w:tc>
-        <w:tc>
-          <w:tcPr>
-            <w:tcW w:w="2521" w:type="dxa"/>
-          </w:tcPr>
-          <w:p>
-            <w:pPr>
-              <w:cnfStyle w:val="000000100000" w:firstRow="0" w:lastRow="0" w:firstColumn="0" w:lastColumn="0" w:oddVBand="0" w:evenVBand="0" w:oddHBand="1" w:evenHBand="0" w:firstRowFirstColumn="0" w:firstRowLastColumn="0" w:lastRowFirstColumn="0" w:lastRowLastColumn="0"/>
-            </w:pPr>
-            <w:r>
-              <w:rPr>
-                <w:sz w:val="19"/>
-              </w:rPr>
-              <w:t>CAS(Benign) &lt; CAS(Recon) &lt; CAS(DoS). The Benign case must never be flagged urgent.</w:t>
-            </w:r>
-          </w:p>
-        </w:tc>
-        <w:tc>
-          <w:tcPr>
-            <w:tcW w:w="2521" w:type="dxa"/>
-          </w:tcPr>
-          <w:p>
-            <w:pPr>
-              <w:cnfStyle w:val="000000100000" w:firstRow="0" w:lastRow="0" w:firstColumn="0" w:lastColumn="0" w:oddVBand="0" w:evenVBand="0" w:oddHBand="1" w:evenHBand="0" w:firstRowFirstColumn="0" w:firstRowLastColumn="0" w:lastRowFirstColumn="0" w:lastRowLastColumn="0"/>
-            </w:pPr>
-            <w:r>
-              <w:rPr>
-                <w:sz w:val="19"/>
-              </w:rPr>
-              <w:t>5.6 (Monitor) → 6.0 (Investigate) → 8.6 (Immediate). Ordering holds.</w:t>
-            </w:r>
-          </w:p>
-        </w:tc>
-        <w:tc>
-          <w:tcPr>
-            <w:tcW w:w="2521" w:type="dxa"/>
-          </w:tcPr>
-          <w:p>
-            <w:pPr>
-              <w:cnfStyle w:val="000000100000" w:firstRow="0" w:lastRow="0" w:firstColumn="0" w:lastColumn="0" w:oddVBand="0" w:evenVBand="0" w:oddHBand="1" w:evenHBand="0" w:firstRowFirstColumn="0" w:firstRowLastColumn="0" w:lastRowFirstColumn="0" w:lastRowLastColumn="0"/>
-            </w:pPr>
-            <w:r>
-              <w:rPr>
-                <w:b/>
-                <w:color w:val="15803D"/>
-                <w:sz w:val="19"/>
-              </w:rPr>
-              <w:t>PASS</w:t>
-            </w:r>
-          </w:p>
-        </w:tc>
-      </w:tr>
-    </w:tbl>
-    <w:p/>
-    <w:p>
-      <w:pPr>
-        <w:pStyle w:val="Heading2"/>
-      </w:pPr>
-      <w:r>
-        <w:t>TC-U3  —  Does the time of day change urgency, all else being equal (fewer staff on duty at night)?</w:t>
-      </w:r>
-    </w:p>
-    <w:tbl>
-      <w:tblPr>
-        <w:tblStyle w:val="LightGrid-Accent1"/>
-        <w:tblW w:w="0" w:type="auto"/>
-        <w:jc w:val="center"/>
-        <w:tblLook w:val="04A0" w:firstRow="1" w:lastRow="0" w:firstColumn="1" w:lastColumn="0" w:noHBand="0" w:noVBand="1"/>
-      </w:tblPr>
-      <w:tblGrid>
-        <w:gridCol w:w="2521"/>
-        <w:gridCol w:w="2521"/>
-        <w:gridCol w:w="2521"/>
-        <w:gridCol w:w="2521"/>
-      </w:tblGrid>
-      <w:tr>
-        <w:trPr>
-          <w:cnfStyle w:val="100000000000" w:firstRow="1" w:lastRow="0" w:firstColumn="0" w:lastColumn="0" w:oddVBand="0" w:evenVBand="0" w:oddHBand="0" w:evenHBand="0" w:firstRowFirstColumn="0" w:firstRowLastColumn="0" w:lastRowFirstColumn="0" w:lastRowLastColumn="0"/>
-          <w:jc w:val="center"/>
-        </w:trPr>
-        <w:tc>
-          <w:tcPr>
-            <w:cnfStyle w:val="001000000000" w:firstRow="0" w:lastRow="0" w:firstColumn="1" w:lastColumn="0" w:oddVBand="0" w:evenVBand="0" w:oddHBand="0" w:evenHBand="0" w:firstRowFirstColumn="0" w:firstRowLastColumn="0" w:lastRowFirstColumn="0" w:lastRowLastColumn="0"/>
-            <w:tcW w:w="2521" w:type="dxa"/>
-          </w:tcPr>
-          <w:p>
-            <w:r>
-              <w:rPr>
-                <w:sz w:val="19"/>
-              </w:rPr>
-              <w:t>Setup</w:t>
-            </w:r>
-          </w:p>
-        </w:tc>
-        <w:tc>
-          <w:tcPr>
-            <w:tcW w:w="2521" w:type="dxa"/>
-          </w:tcPr>
-          <w:p>
-            <w:pPr>
-              <w:cnfStyle w:val="100000000000" w:firstRow="1" w:lastRow="0" w:firstColumn="0" w:lastColumn="0" w:oddVBand="0" w:evenVBand="0" w:oddHBand="0" w:evenHBand="0" w:firstRowFirstColumn="0" w:firstRowLastColumn="0" w:lastRowFirstColumn="0" w:lastRowLastColumn="0"/>
-            </w:pPr>
-            <w:r>
-              <w:rPr>
-                <w:sz w:val="19"/>
-              </w:rPr>
-              <w:t>Pass Rule (decided in advance)</w:t>
-            </w:r>
-          </w:p>
-        </w:tc>
-        <w:tc>
-          <w:tcPr>
-            <w:tcW w:w="2521" w:type="dxa"/>
-          </w:tcPr>
-          <w:p>
-            <w:pPr>
-              <w:cnfStyle w:val="100000000000" w:firstRow="1" w:lastRow="0" w:firstColumn="0" w:lastColumn="0" w:oddVBand="0" w:evenVBand="0" w:oddHBand="0" w:evenHBand="0" w:firstRowFirstColumn="0" w:firstRowLastColumn="0" w:lastRowFirstColumn="0" w:lastRowLastColumn="0"/>
-            </w:pPr>
-            <w:r>
-              <w:rPr>
-                <w:sz w:val="19"/>
-              </w:rPr>
-              <w:t>Actual Result</w:t>
-            </w:r>
-          </w:p>
-        </w:tc>
-        <w:tc>
-          <w:tcPr>
-            <w:tcW w:w="2521" w:type="dxa"/>
-          </w:tcPr>
-          <w:p>
-            <w:pPr>
-              <w:cnfStyle w:val="100000000000" w:firstRow="1" w:lastRow="0" w:firstColumn="0" w:lastColumn="0" w:oddVBand="0" w:evenVBand="0" w:oddHBand="0" w:evenHBand="0" w:firstRowFirstColumn="0" w:firstRowLastColumn="0" w:lastRowFirstColumn="0" w:lastRowLastColumn="0"/>
-            </w:pPr>
-            <w:r>
-              <w:rPr>
-                <w:sz w:val="19"/>
-              </w:rPr>
-              <w:t>Verdict</w:t>
-            </w:r>
-          </w:p>
-        </w:tc>
-      </w:tr>
-      <w:tr>
-        <w:trPr>
-          <w:cnfStyle w:val="000000100000" w:firstRow="0" w:lastRow="0" w:firstColumn="0" w:lastColumn="0" w:oddVBand="0" w:evenVBand="0" w:oddHBand="1" w:evenHBand="0" w:firstRowFirstColumn="0" w:firstRowLastColumn="0" w:lastRowFirstColumn="0" w:lastRowLastColumn="0"/>
-          <w:jc w:val="center"/>
-        </w:trPr>
-        <w:tc>
-          <w:tcPr>
-            <w:cnfStyle w:val="001000000000" w:firstRow="0" w:lastRow="0" w:firstColumn="1" w:lastColumn="0" w:oddVBand="0" w:evenVBand="0" w:oddHBand="0" w:evenHBand="0" w:firstRowFirstColumn="0" w:firstRowLastColumn="0" w:lastRowFirstColumn="0" w:lastRowLastColumn="0"/>
-            <w:tcW w:w="2521" w:type="dxa"/>
-          </w:tcPr>
-          <w:p>
-            <w:r>
-              <w:rPr>
-                <w:b w:val="0"/>
-                <w:sz w:val="19"/>
-              </w:rPr>
-              <w:t>Same device (MRI Scanner) and attack (ARP spoofing); only the shift changes: day vs night.</w:t>
-            </w:r>
-          </w:p>
-        </w:tc>
-        <w:tc>
-          <w:tcPr>
-            <w:tcW w:w="2521" w:type="dxa"/>
-          </w:tcPr>
-          <w:p>
-            <w:pPr>
-              <w:cnfStyle w:val="000000100000" w:firstRow="0" w:lastRow="0" w:firstColumn="0" w:lastColumn="0" w:oddVBand="0" w:evenVBand="0" w:oddHBand="1" w:evenHBand="0" w:firstRowFirstColumn="0" w:firstRowLastColumn="0" w:lastRowFirstColumn="0" w:lastRowLastColumn="0"/>
-            </w:pPr>
-            <w:r>
-              <w:rPr>
-                <w:sz w:val="19"/>
-              </w:rPr>
-              <w:t>CAS(night) &gt; CAS(day), since fewer staff are watching at night.</w:t>
-            </w:r>
-          </w:p>
-        </w:tc>
-        <w:tc>
-          <w:tcPr>
-            <w:tcW w:w="2521" w:type="dxa"/>
-          </w:tcPr>
-          <w:p>
-            <w:pPr>
-              <w:cnfStyle w:val="000000100000" w:firstRow="0" w:lastRow="0" w:firstColumn="0" w:lastColumn="0" w:oddVBand="0" w:evenVBand="0" w:oddHBand="1" w:evenHBand="0" w:firstRowFirstColumn="0" w:firstRowLastColumn="0" w:lastRowFirstColumn="0" w:lastRowLastColumn="0"/>
-            </w:pPr>
-            <w:r>
-              <w:rPr>
-                <w:sz w:val="19"/>
-              </w:rPr>
-              <w:t>Day: 7.4 (Investigate). Night: 8.2 (Immediate).</w:t>
-            </w:r>
-          </w:p>
-        </w:tc>
-        <w:tc>
-          <w:tcPr>
-            <w:tcW w:w="2521" w:type="dxa"/>
-          </w:tcPr>
-          <w:p>
-            <w:pPr>
-              <w:cnfStyle w:val="000000100000" w:firstRow="0" w:lastRow="0" w:firstColumn="0" w:lastColumn="0" w:oddVBand="0" w:evenVBand="0" w:oddHBand="1" w:evenHBand="0" w:firstRowFirstColumn="0" w:firstRowLastColumn="0" w:lastRowFirstColumn="0" w:lastRowLastColumn="0"/>
-            </w:pPr>
-            <w:r>
-              <w:rPr>
-                <w:b/>
-                <w:color w:val="15803D"/>
-                <w:sz w:val="19"/>
-              </w:rPr>
-              <w:t>PASS</w:t>
-            </w:r>
-          </w:p>
-        </w:tc>
-      </w:tr>
-    </w:tbl>
-    <w:p/>
-    <w:p>
-      <w:pPr>
-        <w:pStyle w:val="Heading2"/>
-      </w:pPr>
-      <w:r>
-        <w:t>TC-U4  —  Edge case / stress test: can a ‘Benign’-classified event ever be wrongly escalated to the top priority, even if every other input is artificially maxed out?</w:t>
-      </w:r>
-    </w:p>
-    <w:tbl>
-      <w:tblPr>
-        <w:tblStyle w:val="LightGrid-Accent1"/>
-        <w:tblW w:w="0" w:type="auto"/>
-        <w:jc w:val="center"/>
-        <w:tblLook w:val="04A0" w:firstRow="1" w:lastRow="0" w:firstColumn="1" w:lastColumn="0" w:noHBand="0" w:noVBand="1"/>
-      </w:tblPr>
-      <w:tblGrid>
-        <w:gridCol w:w="2521"/>
-        <w:gridCol w:w="2521"/>
-        <w:gridCol w:w="2521"/>
-        <w:gridCol w:w="2521"/>
-      </w:tblGrid>
-      <w:tr>
-        <w:trPr>
-          <w:cnfStyle w:val="100000000000" w:firstRow="1" w:lastRow="0" w:firstColumn="0" w:lastColumn="0" w:oddVBand="0" w:evenVBand="0" w:oddHBand="0" w:evenHBand="0" w:firstRowFirstColumn="0" w:firstRowLastColumn="0" w:lastRowFirstColumn="0" w:lastRowLastColumn="0"/>
-          <w:jc w:val="center"/>
-        </w:trPr>
-        <w:tc>
-          <w:tcPr>
-            <w:cnfStyle w:val="001000000000" w:firstRow="0" w:lastRow="0" w:firstColumn="1" w:lastColumn="0" w:oddVBand="0" w:evenVBand="0" w:oddHBand="0" w:evenHBand="0" w:firstRowFirstColumn="0" w:firstRowLastColumn="0" w:lastRowFirstColumn="0" w:lastRowLastColumn="0"/>
-            <w:tcW w:w="2521" w:type="dxa"/>
-          </w:tcPr>
-          <w:p>
-            <w:r>
-              <w:rPr>
-                <w:sz w:val="19"/>
-              </w:rPr>
-              <w:t>Setup</w:t>
-            </w:r>
-          </w:p>
-        </w:tc>
-        <w:tc>
-          <w:tcPr>
-            <w:tcW w:w="2521" w:type="dxa"/>
-          </w:tcPr>
-          <w:p>
-            <w:pPr>
-              <w:cnfStyle w:val="100000000000" w:firstRow="1" w:lastRow="0" w:firstColumn="0" w:lastColumn="0" w:oddVBand="0" w:evenVBand="0" w:oddHBand="0" w:evenHBand="0" w:firstRowFirstColumn="0" w:firstRowLastColumn="0" w:lastRowFirstColumn="0" w:lastRowLastColumn="0"/>
-            </w:pPr>
-            <w:r>
-              <w:rPr>
-                <w:sz w:val="19"/>
-              </w:rPr>
-              <w:t>Pass Rule (decided in advance)</w:t>
-            </w:r>
-          </w:p>
-        </w:tc>
-        <w:tc>
-          <w:tcPr>
-            <w:tcW w:w="2521" w:type="dxa"/>
-          </w:tcPr>
-          <w:p>
-            <w:pPr>
-              <w:cnfStyle w:val="100000000000" w:firstRow="1" w:lastRow="0" w:firstColumn="0" w:lastColumn="0" w:oddVBand="0" w:evenVBand="0" w:oddHBand="0" w:evenHBand="0" w:firstRowFirstColumn="0" w:firstRowLastColumn="0" w:lastRowFirstColumn="0" w:lastRowLastColumn="0"/>
-            </w:pPr>
-            <w:r>
-              <w:rPr>
-                <w:sz w:val="19"/>
-              </w:rPr>
-              <w:t>Actual Result</w:t>
-            </w:r>
-          </w:p>
-        </w:tc>
-        <w:tc>
-          <w:tcPr>
-            <w:tcW w:w="2521" w:type="dxa"/>
-          </w:tcPr>
-          <w:p>
-            <w:pPr>
-              <w:cnfStyle w:val="100000000000" w:firstRow="1" w:lastRow="0" w:firstColumn="0" w:lastColumn="0" w:oddVBand="0" w:evenVBand="0" w:oddHBand="0" w:evenHBand="0" w:firstRowFirstColumn="0" w:firstRowLastColumn="0" w:lastRowFirstColumn="0" w:lastRowLastColumn="0"/>
-            </w:pPr>
-            <w:r>
-              <w:rPr>
-                <w:sz w:val="19"/>
-              </w:rPr>
-              <w:t>Verdict</w:t>
-            </w:r>
-          </w:p>
-        </w:tc>
-      </w:tr>
-      <w:tr>
-        <w:trPr>
-          <w:cnfStyle w:val="000000100000" w:firstRow="0" w:lastRow="0" w:firstColumn="0" w:lastColumn="0" w:oddVBand="0" w:evenVBand="0" w:oddHBand="1" w:evenHBand="0" w:firstRowFirstColumn="0" w:firstRowLastColumn="0" w:lastRowFirstColumn="0" w:lastRowLastColumn="0"/>
-          <w:jc w:val="center"/>
-        </w:trPr>
-        <w:tc>
-          <w:tcPr>
-            <w:cnfStyle w:val="001000000000" w:firstRow="0" w:lastRow="0" w:firstColumn="1" w:lastColumn="0" w:oddVBand="0" w:evenVBand="0" w:oddHBand="0" w:evenHBand="0" w:firstRowFirstColumn="0" w:firstRowLastColumn="0" w:lastRowFirstColumn="0" w:lastRowLastColumn="0"/>
-            <w:tcW w:w="2521" w:type="dxa"/>
-          </w:tcPr>
-          <w:p>
-            <w:r>
-              <w:rPr>
-                <w:b w:val="0"/>
-                <w:sz w:val="19"/>
-              </w:rPr>
-              <w:t>ICU Ventilator, label forced to Benign, but confidence/anomaly-score/shift all set to their maximum-urgency values on purpose — the worst-case attempt to break the rule.</w:t>
-            </w:r>
-          </w:p>
-        </w:tc>
-        <w:tc>
-          <w:tcPr>
-            <w:tcW w:w="2521" w:type="dxa"/>
-          </w:tcPr>
-          <w:p>
-            <w:pPr>
-              <w:cnfStyle w:val="000000100000" w:firstRow="0" w:lastRow="0" w:firstColumn="0" w:lastColumn="0" w:oddVBand="0" w:evenVBand="0" w:oddHBand="1" w:evenHBand="0" w:firstRowFirstColumn="0" w:firstRowLastColumn="0" w:lastRowFirstColumn="0" w:lastRowLastColumn="0"/>
-            </w:pPr>
-            <w:r>
-              <w:rPr>
-                <w:sz w:val="19"/>
-              </w:rPr>
-              <w:t>The action must stay ‘Monitor’ regardless of how high the numeric score climbs, because a Benign classification should never trigger an urgent alert.</w:t>
-            </w:r>
-          </w:p>
-        </w:tc>
-        <w:tc>
-          <w:tcPr>
-            <w:tcW w:w="2521" w:type="dxa"/>
-          </w:tcPr>
-          <w:p>
-            <w:pPr>
-              <w:cnfStyle w:val="000000100000" w:firstRow="0" w:lastRow="0" w:firstColumn="0" w:lastColumn="0" w:oddVBand="0" w:evenVBand="0" w:oddHBand="1" w:evenHBand="0" w:firstRowFirstColumn="0" w:firstRowLastColumn="0" w:lastRowFirstColumn="0" w:lastRowLastColumn="0"/>
-            </w:pPr>
-            <w:r>
-              <w:rPr>
-                <w:sz w:val="19"/>
-              </w:rPr>
-              <w:t>Numeric CAS reached 9.0 (normally ‘Immediate’ territory) but action correctly stayed ‘Monitor’.</w:t>
-            </w:r>
-          </w:p>
-        </w:tc>
-        <w:tc>
-          <w:tcPr>
-            <w:tcW w:w="2521" w:type="dxa"/>
-          </w:tcPr>
-          <w:p>
-            <w:pPr>
-              <w:cnfStyle w:val="000000100000" w:firstRow="0" w:lastRow="0" w:firstColumn="0" w:lastColumn="0" w:oddVBand="0" w:evenVBand="0" w:oddHBand="1" w:evenHBand="0" w:firstRowFirstColumn="0" w:firstRowLastColumn="0" w:lastRowFirstColumn="0" w:lastRowLastColumn="0"/>
-            </w:pPr>
-            <w:r>
-              <w:rPr>
-                <w:b/>
-                <w:color w:val="15803D"/>
-                <w:sz w:val="19"/>
-              </w:rPr>
-              <w:t>PASS</w:t>
-            </w:r>
-          </w:p>
-        </w:tc>
-      </w:tr>
-    </w:tbl>
-    <w:p/>
-    <w:p>
-      <w:pPr>
-        <w:pStyle w:val="Heading2"/>
-      </w:pPr>
-      <w:r>
-        <w:lastRenderedPageBreak/>
-        <w:t>TC-U5  —  Does the AI model's own confidence in its prediction change the urgency, all else being equal?</w:t>
-      </w:r>
-    </w:p>
-    <w:tbl>
-      <w:tblPr>
-        <w:tblStyle w:val="LightGrid-Accent1"/>
-        <w:tblW w:w="0" w:type="auto"/>
-        <w:jc w:val="center"/>
-        <w:tblLook w:val="04A0" w:firstRow="1" w:lastRow="0" w:firstColumn="1" w:lastColumn="0" w:noHBand="0" w:noVBand="1"/>
-      </w:tblPr>
-      <w:tblGrid>
-        <w:gridCol w:w="2521"/>
-        <w:gridCol w:w="2521"/>
-        <w:gridCol w:w="2521"/>
-        <w:gridCol w:w="2521"/>
-      </w:tblGrid>
-      <w:tr>
-        <w:trPr>
-          <w:cnfStyle w:val="100000000000" w:firstRow="1" w:lastRow="0" w:firstColumn="0" w:lastColumn="0" w:oddVBand="0" w:evenVBand="0" w:oddHBand="0" w:evenHBand="0" w:firstRowFirstColumn="0" w:firstRowLastColumn="0" w:lastRowFirstColumn="0" w:lastRowLastColumn="0"/>
-          <w:jc w:val="center"/>
-        </w:trPr>
-        <w:tc>
-          <w:tcPr>
-            <w:cnfStyle w:val="001000000000" w:firstRow="0" w:lastRow="0" w:firstColumn="1" w:lastColumn="0" w:oddVBand="0" w:evenVBand="0" w:oddHBand="0" w:evenHBand="0" w:firstRowFirstColumn="0" w:firstRowLastColumn="0" w:lastRowFirstColumn="0" w:lastRowLastColumn="0"/>
-            <w:tcW w:w="2521" w:type="dxa"/>
-          </w:tcPr>
-          <w:p>
-            <w:r>
-              <w:rPr>
-                <w:sz w:val="19"/>
-              </w:rPr>
-              <w:t>Setup</w:t>
-            </w:r>
-          </w:p>
-        </w:tc>
-        <w:tc>
-          <w:tcPr>
-            <w:tcW w:w="2521" w:type="dxa"/>
-          </w:tcPr>
-          <w:p>
-            <w:pPr>
-              <w:cnfStyle w:val="100000000000" w:firstRow="1" w:lastRow="0" w:firstColumn="0" w:lastColumn="0" w:oddVBand="0" w:evenVBand="0" w:oddHBand="0" w:evenHBand="0" w:firstRowFirstColumn="0" w:firstRowLastColumn="0" w:lastRowFirstColumn="0" w:lastRowLastColumn="0"/>
-            </w:pPr>
-            <w:r>
-              <w:rPr>
-                <w:sz w:val="19"/>
-              </w:rPr>
-              <w:t>Pass Rule (decided in advance)</w:t>
-            </w:r>
-          </w:p>
-        </w:tc>
-        <w:tc>
-          <w:tcPr>
-            <w:tcW w:w="2521" w:type="dxa"/>
-          </w:tcPr>
-          <w:p>
-            <w:pPr>
-              <w:cnfStyle w:val="100000000000" w:firstRow="1" w:lastRow="0" w:firstColumn="0" w:lastColumn="0" w:oddVBand="0" w:evenVBand="0" w:oddHBand="0" w:evenHBand="0" w:firstRowFirstColumn="0" w:firstRowLastColumn="0" w:lastRowFirstColumn="0" w:lastRowLastColumn="0"/>
-            </w:pPr>
-            <w:r>
-              <w:rPr>
-                <w:sz w:val="19"/>
-              </w:rPr>
-              <w:t>Actual Result</w:t>
-            </w:r>
-          </w:p>
-        </w:tc>
-        <w:tc>
-          <w:tcPr>
-            <w:tcW w:w="2521" w:type="dxa"/>
-          </w:tcPr>
-          <w:p>
-            <w:pPr>
-              <w:cnfStyle w:val="100000000000" w:firstRow="1" w:lastRow="0" w:firstColumn="0" w:lastColumn="0" w:oddVBand="0" w:evenVBand="0" w:oddHBand="0" w:evenHBand="0" w:firstRowFirstColumn="0" w:firstRowLastColumn="0" w:lastRowFirstColumn="0" w:lastRowLastColumn="0"/>
-            </w:pPr>
-            <w:r>
-              <w:rPr>
-                <w:sz w:val="19"/>
-              </w:rPr>
-              <w:t>Verdict</w:t>
-            </w:r>
-          </w:p>
-        </w:tc>
-      </w:tr>
-      <w:tr>
-        <w:trPr>
-          <w:cnfStyle w:val="000000100000" w:firstRow="0" w:lastRow="0" w:firstColumn="0" w:lastColumn="0" w:oddVBand="0" w:evenVBand="0" w:oddHBand="1" w:evenHBand="0" w:firstRowFirstColumn="0" w:firstRowLastColumn="0" w:lastRowFirstColumn="0" w:lastRowLastColumn="0"/>
-          <w:jc w:val="center"/>
-        </w:trPr>
-        <w:tc>
-          <w:tcPr>
-            <w:cnfStyle w:val="001000000000" w:firstRow="0" w:lastRow="0" w:firstColumn="1" w:lastColumn="0" w:oddVBand="0" w:evenVBand="0" w:oddHBand="0" w:evenHBand="0" w:firstRowFirstColumn="0" w:firstRowLastColumn="0" w:lastRowFirstColumn="0" w:lastRowLastColumn="0"/>
-            <w:tcW w:w="2521" w:type="dxa"/>
-          </w:tcPr>
-          <w:p>
-            <w:r>
-              <w:rPr>
-                <w:b w:val="0"/>
-                <w:sz w:val="19"/>
-              </w:rPr>
-              <w:t>Same device (Cardiac Monitor) and attack (brute-force login); only the model's confidence changes: 55% vs 97%.</w:t>
-            </w:r>
-          </w:p>
-        </w:tc>
-        <w:tc>
-          <w:tcPr>
-            <w:tcW w:w="2521" w:type="dxa"/>
-          </w:tcPr>
-          <w:p>
-            <w:pPr>
-              <w:cnfStyle w:val="000000100000" w:firstRow="0" w:lastRow="0" w:firstColumn="0" w:lastColumn="0" w:oddVBand="0" w:evenVBand="0" w:oddHBand="1" w:evenHBand="0" w:firstRowFirstColumn="0" w:firstRowLastColumn="0" w:lastRowFirstColumn="0" w:lastRowLastColumn="0"/>
-            </w:pPr>
-            <w:r>
-              <w:rPr>
-                <w:sz w:val="19"/>
-              </w:rPr>
-              <w:t>CAS(high confidence) &gt; CAS(low confidence).</w:t>
-            </w:r>
-          </w:p>
-        </w:tc>
-        <w:tc>
-          <w:tcPr>
-            <w:tcW w:w="2521" w:type="dxa"/>
-          </w:tcPr>
-          <w:p>
-            <w:pPr>
-              <w:cnfStyle w:val="000000100000" w:firstRow="0" w:lastRow="0" w:firstColumn="0" w:lastColumn="0" w:oddVBand="0" w:evenVBand="0" w:oddHBand="1" w:evenHBand="0" w:firstRowFirstColumn="0" w:firstRowLastColumn="0" w:lastRowFirstColumn="0" w:lastRowLastColumn="0"/>
-            </w:pPr>
-            <w:r>
-              <w:rPr>
-                <w:sz w:val="19"/>
-              </w:rPr>
-              <w:t>55% confidence: 7.3 (Investigate). 97% confidence: 8.8 (Immediate).</w:t>
-            </w:r>
-          </w:p>
-        </w:tc>
-        <w:tc>
-          <w:tcPr>
-            <w:tcW w:w="2521" w:type="dxa"/>
-          </w:tcPr>
-          <w:p>
-            <w:pPr>
-              <w:cnfStyle w:val="000000100000" w:firstRow="0" w:lastRow="0" w:firstColumn="0" w:lastColumn="0" w:oddVBand="0" w:evenVBand="0" w:oddHBand="1" w:evenHBand="0" w:firstRowFirstColumn="0" w:firstRowLastColumn="0" w:lastRowFirstColumn="0" w:lastRowLastColumn="0"/>
-            </w:pPr>
-            <w:r>
-              <w:rPr>
-                <w:b/>
-                <w:color w:val="15803D"/>
-                <w:sz w:val="19"/>
-              </w:rPr>
-              <w:t>PASS</w:t>
-            </w:r>
-          </w:p>
-        </w:tc>
-      </w:tr>
-    </w:tbl>
-    <w:p/>
-    <w:p>
-      <w:r>
-        <w:br w:type="page"/>
-      </w:r>
-    </w:p>
-    <w:p>
-      <w:pPr>
-        <w:pStyle w:val="Heading1"/>
-      </w:pPr>
-      <w:r>
-        <w:lastRenderedPageBreak/>
-        <w:t>4. Level 2 — Scenario Test Cases (Real Models, Realistic Hospital Data)</w:t>
-      </w:r>
-    </w:p>
-    <w:p>
-      <w:r>
-        <w:rPr>
-          <w:b/>
-        </w:rPr>
-        <w:t xml:space="preserve">Setup: </w:t>
-      </w:r>
-      <w:r>
-        <w:t>600 simulated alerts (200 per scenario) built from real attack traffic, run through the real trained detection models, and scored with both CAS and the CVSS-equivalent baseline.</w:t>
-      </w:r>
-    </w:p>
-    <w:p>
-      <w:r>
-        <w:rPr>
-          <w:b/>
-        </w:rPr>
-        <w:t xml:space="preserve">Pass rule (decided in advance): </w:t>
-      </w:r>
-      <w:r>
-        <w:t>for each hospital scenario, CAS must beat CVSS on all three of: (a) putting more life-critical alerts in the top 10 (higher is better), (b) finding a life-critical alert sooner in the queue (lower average position is better), and (c) wasting less of the top-10 slots on unimportant devices (lower is better).</w:t>
-      </w:r>
-    </w:p>
-    <w:tbl>
-      <w:tblPr>
-        <w:tblStyle w:val="LightGrid-Accent1"/>
-        <w:tblW w:w="0" w:type="auto"/>
-        <w:jc w:val="center"/>
-        <w:tblLook w:val="04A0" w:firstRow="1" w:lastRow="0" w:firstColumn="1" w:lastColumn="0" w:noHBand="0" w:noVBand="1"/>
-      </w:tblPr>
-      <w:tblGrid>
-        <w:gridCol w:w="1261"/>
-        <w:gridCol w:w="1261"/>
-        <w:gridCol w:w="1261"/>
-        <w:gridCol w:w="1261"/>
-        <w:gridCol w:w="1261"/>
-        <w:gridCol w:w="1261"/>
-        <w:gridCol w:w="1261"/>
-        <w:gridCol w:w="1261"/>
-      </w:tblGrid>
-      <w:tr>
-        <w:trPr>
-          <w:cnfStyle w:val="100000000000" w:firstRow="1" w:lastRow="0" w:firstColumn="0" w:lastColumn="0" w:oddVBand="0" w:evenVBand="0" w:oddHBand="0" w:evenHBand="0" w:firstRowFirstColumn="0" w:firstRowLastColumn="0" w:lastRowFirstColumn="0" w:lastRowLastColumn="0"/>
-          <w:jc w:val="center"/>
-        </w:trPr>
-        <w:tc>
-          <w:tcPr>
-            <w:cnfStyle w:val="001000000000" w:firstRow="0" w:lastRow="0" w:firstColumn="1" w:lastColumn="0" w:oddVBand="0" w:evenVBand="0" w:oddHBand="0" w:evenHBand="0" w:firstRowFirstColumn="0" w:firstRowLastColumn="0" w:lastRowFirstColumn="0" w:lastRowLastColumn="0"/>
-            <w:tcW w:w="1261" w:type="dxa"/>
-          </w:tcPr>
-          <w:p>
-            <w:r>
-              <w:rPr>
-                <w:sz w:val="14"/>
-              </w:rPr>
-              <w:t>Test</w:t>
-            </w:r>
-          </w:p>
-        </w:tc>
-        <w:tc>
-          <w:tcPr>
-            <w:tcW w:w="1261" w:type="dxa"/>
-          </w:tcPr>
-          <w:p>
-            <w:pPr>
-              <w:cnfStyle w:val="100000000000" w:firstRow="1" w:lastRow="0" w:firstColumn="0" w:lastColumn="0" w:oddVBand="0" w:evenVBand="0" w:oddHBand="0" w:evenHBand="0" w:firstRowFirstColumn="0" w:firstRowLastColumn="0" w:lastRowFirstColumn="0" w:lastRowLastColumn="0"/>
-            </w:pPr>
-            <w:r>
-              <w:rPr>
-                <w:sz w:val="14"/>
-              </w:rPr>
-              <w:t>Scenario</w:t>
-            </w:r>
-          </w:p>
-        </w:tc>
-        <w:tc>
-          <w:tcPr>
-            <w:tcW w:w="1261" w:type="dxa"/>
-          </w:tcPr>
-          <w:p>
-            <w:pPr>
-              <w:cnfStyle w:val="100000000000" w:firstRow="1" w:lastRow="0" w:firstColumn="0" w:lastColumn="0" w:oddVBand="0" w:evenVBand="0" w:oddHBand="0" w:evenHBand="0" w:firstRowFirstColumn="0" w:firstRowLastColumn="0" w:lastRowFirstColumn="0" w:lastRowLastColumn="0"/>
-            </w:pPr>
-            <w:r>
-              <w:rPr>
-                <w:sz w:val="14"/>
-              </w:rPr>
-              <w:t>Alerts</w:t>
-            </w:r>
-          </w:p>
-        </w:tc>
-        <w:tc>
-          <w:tcPr>
-            <w:tcW w:w="1261" w:type="dxa"/>
-          </w:tcPr>
-          <w:p>
-            <w:pPr>
-              <w:cnfStyle w:val="100000000000" w:firstRow="1" w:lastRow="0" w:firstColumn="0" w:lastColumn="0" w:oddVBand="0" w:evenVBand="0" w:oddHBand="0" w:evenHBand="0" w:firstRowFirstColumn="0" w:firstRowLastColumn="0" w:lastRowFirstColumn="0" w:lastRowLastColumn="0"/>
-            </w:pPr>
-            <w:r>
-              <w:rPr>
-                <w:sz w:val="14"/>
-              </w:rPr>
-              <w:t>Life-Critical</w:t>
-            </w:r>
-            <w:r>
-              <w:rPr>
-                <w:sz w:val="14"/>
-              </w:rPr>
-              <w:br/>
-              <w:t>Alerts</w:t>
-            </w:r>
-          </w:p>
-        </w:tc>
-        <w:tc>
-          <w:tcPr>
-            <w:tcW w:w="1261" w:type="dxa"/>
-          </w:tcPr>
-          <w:p>
-            <w:pPr>
-              <w:cnfStyle w:val="100000000000" w:firstRow="1" w:lastRow="0" w:firstColumn="0" w:lastColumn="0" w:oddVBand="0" w:evenVBand="0" w:oddHBand="0" w:evenHBand="0" w:firstRowFirstColumn="0" w:firstRowLastColumn="0" w:lastRowFirstColumn="0" w:lastRowLastColumn="0"/>
-            </w:pPr>
-            <w:r>
-              <w:rPr>
-                <w:sz w:val="14"/>
-              </w:rPr>
-              <w:t>Found in Top 10</w:t>
-            </w:r>
-            <w:r>
-              <w:rPr>
-                <w:sz w:val="14"/>
-              </w:rPr>
-              <w:br/>
-              <w:t>(CAS / CVSS)</w:t>
-            </w:r>
-          </w:p>
-        </w:tc>
-        <w:tc>
-          <w:tcPr>
-            <w:tcW w:w="1261" w:type="dxa"/>
-          </w:tcPr>
-          <w:p>
-            <w:pPr>
-              <w:cnfStyle w:val="100000000000" w:firstRow="1" w:lastRow="0" w:firstColumn="0" w:lastColumn="0" w:oddVBand="0" w:evenVBand="0" w:oddHBand="0" w:evenHBand="0" w:firstRowFirstColumn="0" w:firstRowLastColumn="0" w:lastRowFirstColumn="0" w:lastRowLastColumn="0"/>
-            </w:pPr>
-            <w:r>
-              <w:rPr>
-                <w:sz w:val="14"/>
-              </w:rPr>
-              <w:t>Avg. Queue Position</w:t>
-            </w:r>
-            <w:r>
-              <w:rPr>
-                <w:sz w:val="14"/>
-              </w:rPr>
-              <w:br/>
-              <w:t>(CAS / CVSS, lower=better)</w:t>
-            </w:r>
-          </w:p>
-        </w:tc>
-        <w:tc>
-          <w:tcPr>
-            <w:tcW w:w="1261" w:type="dxa"/>
-          </w:tcPr>
-          <w:p>
-            <w:pPr>
-              <w:cnfStyle w:val="100000000000" w:firstRow="1" w:lastRow="0" w:firstColumn="0" w:lastColumn="0" w:oddVBand="0" w:evenVBand="0" w:oddHBand="0" w:evenHBand="0" w:firstRowFirstColumn="0" w:firstRowLastColumn="0" w:lastRowFirstColumn="0" w:lastRowLastColumn="0"/>
-            </w:pPr>
-            <w:r>
-              <w:rPr>
-                <w:sz w:val="14"/>
-              </w:rPr>
-              <w:t>Wasted Top-10 Slots</w:t>
-            </w:r>
-            <w:r>
-              <w:rPr>
-                <w:sz w:val="14"/>
-              </w:rPr>
-              <w:br/>
-              <w:t>(CAS / CVSS)</w:t>
-            </w:r>
-          </w:p>
-        </w:tc>
-        <w:tc>
-          <w:tcPr>
-            <w:tcW w:w="1261" w:type="dxa"/>
-          </w:tcPr>
-          <w:p>
-            <w:pPr>
-              <w:cnfStyle w:val="100000000000" w:firstRow="1" w:lastRow="0" w:firstColumn="0" w:lastColumn="0" w:oddVBand="0" w:evenVBand="0" w:oddHBand="0" w:evenHBand="0" w:firstRowFirstColumn="0" w:firstRowLastColumn="0" w:lastRowFirstColumn="0" w:lastRowLastColumn="0"/>
-            </w:pPr>
-            <w:r>
-              <w:rPr>
-                <w:sz w:val="14"/>
-              </w:rPr>
-              <w:t>Verdict</w:t>
-            </w:r>
-          </w:p>
-        </w:tc>
-      </w:tr>
-      <w:tr>
-        <w:trPr>
-          <w:cnfStyle w:val="000000100000" w:firstRow="0" w:lastRow="0" w:firstColumn="0" w:lastColumn="0" w:oddVBand="0" w:evenVBand="0" w:oddHBand="1" w:evenHBand="0" w:firstRowFirstColumn="0" w:firstRowLastColumn="0" w:lastRowFirstColumn="0" w:lastRowLastColumn="0"/>
-          <w:jc w:val="center"/>
-        </w:trPr>
-        <w:tc>
-          <w:tcPr>
-            <w:cnfStyle w:val="001000000000" w:firstRow="0" w:lastRow="0" w:firstColumn="1" w:lastColumn="0" w:oddVBand="0" w:evenVBand="0" w:oddHBand="0" w:evenHBand="0" w:firstRowFirstColumn="0" w:firstRowLastColumn="0" w:lastRowFirstColumn="0" w:lastRowLastColumn="0"/>
-            <w:tcW w:w="1261" w:type="dxa"/>
-          </w:tcPr>
-          <w:p>
-            <w:r>
-              <w:rPr>
-                <w:b w:val="0"/>
-                <w:sz w:val="15"/>
-              </w:rPr>
-              <w:t>TC-S1</w:t>
-            </w:r>
-          </w:p>
-        </w:tc>
-        <w:tc>
-          <w:tcPr>
-            <w:tcW w:w="1261" w:type="dxa"/>
-          </w:tcPr>
-          <w:p>
-            <w:pPr>
-              <w:cnfStyle w:val="000000100000" w:firstRow="0" w:lastRow="0" w:firstColumn="0" w:lastColumn="0" w:oddVBand="0" w:evenVBand="0" w:oddHBand="1" w:evenHBand="0" w:firstRowFirstColumn="0" w:firstRowLastColumn="0" w:lastRowFirstColumn="0" w:lastRowLastColumn="0"/>
-            </w:pPr>
-            <w:r>
-              <w:rPr>
-                <w:sz w:val="15"/>
-              </w:rPr>
-              <w:t>ICU / Critical Care Ward</w:t>
-            </w:r>
-          </w:p>
-        </w:tc>
-        <w:tc>
-          <w:tcPr>
-            <w:tcW w:w="1261" w:type="dxa"/>
-          </w:tcPr>
-          <w:p>
-            <w:pPr>
-              <w:cnfStyle w:val="000000100000" w:firstRow="0" w:lastRow="0" w:firstColumn="0" w:lastColumn="0" w:oddVBand="0" w:evenVBand="0" w:oddHBand="1" w:evenHBand="0" w:firstRowFirstColumn="0" w:firstRowLastColumn="0" w:lastRowFirstColumn="0" w:lastRowLastColumn="0"/>
-            </w:pPr>
-            <w:r>
-              <w:rPr>
-                <w:sz w:val="15"/>
-              </w:rPr>
-              <w:t>200</w:t>
-            </w:r>
-          </w:p>
-        </w:tc>
-        <w:tc>
-          <w:tcPr>
-            <w:tcW w:w="1261" w:type="dxa"/>
-          </w:tcPr>
-          <w:p>
-            <w:pPr>
-              <w:cnfStyle w:val="000000100000" w:firstRow="0" w:lastRow="0" w:firstColumn="0" w:lastColumn="0" w:oddVBand="0" w:evenVBand="0" w:oddHBand="1" w:evenHBand="0" w:firstRowFirstColumn="0" w:firstRowLastColumn="0" w:lastRowFirstColumn="0" w:lastRowLastColumn="0"/>
-            </w:pPr>
-            <w:r>
-              <w:rPr>
-                <w:sz w:val="15"/>
-              </w:rPr>
-              <w:t>103</w:t>
-            </w:r>
-          </w:p>
-        </w:tc>
-        <w:tc>
-          <w:tcPr>
-            <w:tcW w:w="1261" w:type="dxa"/>
-          </w:tcPr>
-          <w:p>
-            <w:pPr>
-              <w:cnfStyle w:val="000000100000" w:firstRow="0" w:lastRow="0" w:firstColumn="0" w:lastColumn="0" w:oddVBand="0" w:evenVBand="0" w:oddHBand="1" w:evenHBand="0" w:firstRowFirstColumn="0" w:firstRowLastColumn="0" w:lastRowFirstColumn="0" w:lastRowLastColumn="0"/>
-            </w:pPr>
-            <w:r>
-              <w:rPr>
-                <w:sz w:val="15"/>
-              </w:rPr>
-              <w:t>9.71% / 6.80%</w:t>
-            </w:r>
-          </w:p>
-        </w:tc>
-        <w:tc>
-          <w:tcPr>
-            <w:tcW w:w="1261" w:type="dxa"/>
-          </w:tcPr>
-          <w:p>
-            <w:pPr>
-              <w:cnfStyle w:val="000000100000" w:firstRow="0" w:lastRow="0" w:firstColumn="0" w:lastColumn="0" w:oddVBand="0" w:evenVBand="0" w:oddHBand="1" w:evenHBand="0" w:firstRowFirstColumn="0" w:firstRowLastColumn="0" w:lastRowFirstColumn="0" w:lastRowLastColumn="0"/>
-            </w:pPr>
-            <w:r>
-              <w:rPr>
-                <w:sz w:val="15"/>
-              </w:rPr>
-              <w:t>66.7 / 99.5</w:t>
-            </w:r>
-          </w:p>
-        </w:tc>
-        <w:tc>
-          <w:tcPr>
-            <w:tcW w:w="1261" w:type="dxa"/>
-          </w:tcPr>
-          <w:p>
-            <w:pPr>
-              <w:cnfStyle w:val="000000100000" w:firstRow="0" w:lastRow="0" w:firstColumn="0" w:lastColumn="0" w:oddVBand="0" w:evenVBand="0" w:oddHBand="1" w:evenHBand="0" w:firstRowFirstColumn="0" w:firstRowLastColumn="0" w:lastRowFirstColumn="0" w:lastRowLastColumn="0"/>
-            </w:pPr>
-            <w:r>
-              <w:rPr>
-                <w:sz w:val="15"/>
-              </w:rPr>
-              <w:t>0.0% / 30.0%</w:t>
-            </w:r>
-          </w:p>
-        </w:tc>
-        <w:tc>
-          <w:tcPr>
-            <w:tcW w:w="1261" w:type="dxa"/>
-          </w:tcPr>
-          <w:p>
-            <w:pPr>
-              <w:cnfStyle w:val="000000100000" w:firstRow="0" w:lastRow="0" w:firstColumn="0" w:lastColumn="0" w:oddVBand="0" w:evenVBand="0" w:oddHBand="1" w:evenHBand="0" w:firstRowFirstColumn="0" w:firstRowLastColumn="0" w:lastRowFirstColumn="0" w:lastRowLastColumn="0"/>
-            </w:pPr>
-            <w:r>
-              <w:rPr>
-                <w:b/>
-                <w:color w:val="15803D"/>
-                <w:sz w:val="15"/>
-              </w:rPr>
-              <w:t>PASS</w:t>
-            </w:r>
-          </w:p>
-        </w:tc>
-      </w:tr>
-      <w:tr>
-        <w:trPr>
-          <w:cnfStyle w:val="000000010000" w:firstRow="0" w:lastRow="0" w:firstColumn="0" w:lastColumn="0" w:oddVBand="0" w:evenVBand="0" w:oddHBand="0" w:evenHBand="1" w:firstRowFirstColumn="0" w:firstRowLastColumn="0" w:lastRowFirstColumn="0" w:lastRowLastColumn="0"/>
-          <w:jc w:val="center"/>
-        </w:trPr>
-        <w:tc>
-          <w:tcPr>
-            <w:cnfStyle w:val="001000000000" w:firstRow="0" w:lastRow="0" w:firstColumn="1" w:lastColumn="0" w:oddVBand="0" w:evenVBand="0" w:oddHBand="0" w:evenHBand="0" w:firstRowFirstColumn="0" w:firstRowLastColumn="0" w:lastRowFirstColumn="0" w:lastRowLastColumn="0"/>
-            <w:tcW w:w="1261" w:type="dxa"/>
-          </w:tcPr>
-          <w:p>
-            <w:r>
-              <w:rPr>
-                <w:b w:val="0"/>
-                <w:sz w:val="15"/>
-              </w:rPr>
-              <w:t>TC-S2</w:t>
-            </w:r>
-          </w:p>
-        </w:tc>
-        <w:tc>
-          <w:tcPr>
-            <w:tcW w:w="1261" w:type="dxa"/>
-          </w:tcPr>
-          <w:p>
-            <w:pPr>
-              <w:cnfStyle w:val="000000010000" w:firstRow="0" w:lastRow="0" w:firstColumn="0" w:lastColumn="0" w:oddVBand="0" w:evenVBand="0" w:oddHBand="0" w:evenHBand="1" w:firstRowFirstColumn="0" w:firstRowLastColumn="0" w:lastRowFirstColumn="0" w:lastRowLastColumn="0"/>
-            </w:pPr>
-            <w:r>
-              <w:rPr>
-                <w:sz w:val="15"/>
-              </w:rPr>
-              <w:t>General Ward / Radiology / Admin</w:t>
-            </w:r>
-          </w:p>
-        </w:tc>
-        <w:tc>
-          <w:tcPr>
-            <w:tcW w:w="1261" w:type="dxa"/>
-          </w:tcPr>
-          <w:p>
-            <w:pPr>
-              <w:cnfStyle w:val="000000010000" w:firstRow="0" w:lastRow="0" w:firstColumn="0" w:lastColumn="0" w:oddVBand="0" w:evenVBand="0" w:oddHBand="0" w:evenHBand="1" w:firstRowFirstColumn="0" w:firstRowLastColumn="0" w:lastRowFirstColumn="0" w:lastRowLastColumn="0"/>
-            </w:pPr>
-            <w:r>
-              <w:rPr>
-                <w:sz w:val="15"/>
-              </w:rPr>
-              <w:t>200</w:t>
-            </w:r>
-          </w:p>
-        </w:tc>
-        <w:tc>
-          <w:tcPr>
-            <w:tcW w:w="1261" w:type="dxa"/>
-          </w:tcPr>
-          <w:p>
-            <w:pPr>
-              <w:cnfStyle w:val="000000010000" w:firstRow="0" w:lastRow="0" w:firstColumn="0" w:lastColumn="0" w:oddVBand="0" w:evenVBand="0" w:oddHBand="0" w:evenHBand="1" w:firstRowFirstColumn="0" w:firstRowLastColumn="0" w:lastRowFirstColumn="0" w:lastRowLastColumn="0"/>
-            </w:pPr>
-            <w:r>
-              <w:rPr>
-                <w:sz w:val="15"/>
-              </w:rPr>
-              <w:t>24</w:t>
-            </w:r>
-          </w:p>
-        </w:tc>
-        <w:tc>
-          <w:tcPr>
-            <w:tcW w:w="1261" w:type="dxa"/>
-          </w:tcPr>
-          <w:p>
-            <w:pPr>
-              <w:cnfStyle w:val="000000010000" w:firstRow="0" w:lastRow="0" w:firstColumn="0" w:lastColumn="0" w:oddVBand="0" w:evenVBand="0" w:oddHBand="0" w:evenHBand="1" w:firstRowFirstColumn="0" w:firstRowLastColumn="0" w:lastRowFirstColumn="0" w:lastRowLastColumn="0"/>
-            </w:pPr>
-            <w:r>
-              <w:rPr>
-                <w:sz w:val="15"/>
-              </w:rPr>
-              <w:t>20.83% / 8.33%</w:t>
-            </w:r>
-          </w:p>
-        </w:tc>
-        <w:tc>
-          <w:tcPr>
-            <w:tcW w:w="1261" w:type="dxa"/>
-          </w:tcPr>
-          <w:p>
-            <w:pPr>
-              <w:cnfStyle w:val="000000010000" w:firstRow="0" w:lastRow="0" w:firstColumn="0" w:lastColumn="0" w:oddVBand="0" w:evenVBand="0" w:oddHBand="0" w:evenHBand="1" w:firstRowFirstColumn="0" w:firstRowLastColumn="0" w:lastRowFirstColumn="0" w:lastRowLastColumn="0"/>
-            </w:pPr>
-            <w:r>
-              <w:rPr>
-                <w:sz w:val="15"/>
-              </w:rPr>
-              <w:t>36.3 / 102.0</w:t>
-            </w:r>
-          </w:p>
-        </w:tc>
-        <w:tc>
-          <w:tcPr>
-            <w:tcW w:w="1261" w:type="dxa"/>
-          </w:tcPr>
-          <w:p>
-            <w:pPr>
-              <w:cnfStyle w:val="000000010000" w:firstRow="0" w:lastRow="0" w:firstColumn="0" w:lastColumn="0" w:oddVBand="0" w:evenVBand="0" w:oddHBand="0" w:evenHBand="1" w:firstRowFirstColumn="0" w:firstRowLastColumn="0" w:lastRowFirstColumn="0" w:lastRowLastColumn="0"/>
-            </w:pPr>
-            <w:r>
-              <w:rPr>
-                <w:sz w:val="15"/>
-              </w:rPr>
-              <w:t>50.0% / 80.0%</w:t>
-            </w:r>
-          </w:p>
-        </w:tc>
-        <w:tc>
-          <w:tcPr>
-            <w:tcW w:w="1261" w:type="dxa"/>
-          </w:tcPr>
-          <w:p>
-            <w:pPr>
-              <w:cnfStyle w:val="000000010000" w:firstRow="0" w:lastRow="0" w:firstColumn="0" w:lastColumn="0" w:oddVBand="0" w:evenVBand="0" w:oddHBand="0" w:evenHBand="1" w:firstRowFirstColumn="0" w:firstRowLastColumn="0" w:lastRowFirstColumn="0" w:lastRowLastColumn="0"/>
-            </w:pPr>
-            <w:r>
-              <w:rPr>
-                <w:b/>
-                <w:color w:val="15803D"/>
-                <w:sz w:val="15"/>
-              </w:rPr>
-              <w:t>PASS</w:t>
-            </w:r>
-          </w:p>
-        </w:tc>
-      </w:tr>
-      <w:tr>
-        <w:trPr>
-          <w:cnfStyle w:val="000000100000" w:firstRow="0" w:lastRow="0" w:firstColumn="0" w:lastColumn="0" w:oddVBand="0" w:evenVBand="0" w:oddHBand="1" w:evenHBand="0" w:firstRowFirstColumn="0" w:firstRowLastColumn="0" w:lastRowFirstColumn="0" w:lastRowLastColumn="0"/>
-          <w:jc w:val="center"/>
-        </w:trPr>
-        <w:tc>
-          <w:tcPr>
-            <w:cnfStyle w:val="001000000000" w:firstRow="0" w:lastRow="0" w:firstColumn="1" w:lastColumn="0" w:oddVBand="0" w:evenVBand="0" w:oddHBand="0" w:evenHBand="0" w:firstRowFirstColumn="0" w:firstRowLastColumn="0" w:lastRowFirstColumn="0" w:lastRowLastColumn="0"/>
-            <w:tcW w:w="1261" w:type="dxa"/>
-          </w:tcPr>
-          <w:p>
-            <w:r>
-              <w:rPr>
-                <w:b w:val="0"/>
-                <w:sz w:val="15"/>
-              </w:rPr>
-              <w:t>TC-S3</w:t>
-            </w:r>
-          </w:p>
-        </w:tc>
-        <w:tc>
-          <w:tcPr>
-            <w:tcW w:w="1261" w:type="dxa"/>
-          </w:tcPr>
-          <w:p>
-            <w:pPr>
-              <w:cnfStyle w:val="000000100000" w:firstRow="0" w:lastRow="0" w:firstColumn="0" w:lastColumn="0" w:oddVBand="0" w:evenVBand="0" w:oddHBand="1" w:evenHBand="0" w:firstRowFirstColumn="0" w:firstRowLastColumn="0" w:lastRowFirstColumn="0" w:lastRowLastColumn="0"/>
-            </w:pPr>
-            <w:r>
-              <w:rPr>
-                <w:sz w:val="15"/>
-              </w:rPr>
-              <w:t>Hospital-Wide Mixed Stream</w:t>
-            </w:r>
-          </w:p>
-        </w:tc>
-        <w:tc>
-          <w:tcPr>
-            <w:tcW w:w="1261" w:type="dxa"/>
-          </w:tcPr>
-          <w:p>
-            <w:pPr>
-              <w:cnfStyle w:val="000000100000" w:firstRow="0" w:lastRow="0" w:firstColumn="0" w:lastColumn="0" w:oddVBand="0" w:evenVBand="0" w:oddHBand="1" w:evenHBand="0" w:firstRowFirstColumn="0" w:firstRowLastColumn="0" w:lastRowFirstColumn="0" w:lastRowLastColumn="0"/>
-            </w:pPr>
-            <w:r>
-              <w:rPr>
-                <w:sz w:val="15"/>
-              </w:rPr>
-              <w:t>200</w:t>
-            </w:r>
-          </w:p>
-        </w:tc>
-        <w:tc>
-          <w:tcPr>
-            <w:tcW w:w="1261" w:type="dxa"/>
-          </w:tcPr>
-          <w:p>
-            <w:pPr>
-              <w:cnfStyle w:val="000000100000" w:firstRow="0" w:lastRow="0" w:firstColumn="0" w:lastColumn="0" w:oddVBand="0" w:evenVBand="0" w:oddHBand="1" w:evenHBand="0" w:firstRowFirstColumn="0" w:firstRowLastColumn="0" w:lastRowFirstColumn="0" w:lastRowLastColumn="0"/>
-            </w:pPr>
-            <w:r>
-              <w:rPr>
-                <w:sz w:val="15"/>
-              </w:rPr>
-              <w:t>58</w:t>
-            </w:r>
-          </w:p>
-        </w:tc>
-        <w:tc>
-          <w:tcPr>
-            <w:tcW w:w="1261" w:type="dxa"/>
-          </w:tcPr>
-          <w:p>
-            <w:pPr>
-              <w:cnfStyle w:val="000000100000" w:firstRow="0" w:lastRow="0" w:firstColumn="0" w:lastColumn="0" w:oddVBand="0" w:evenVBand="0" w:oddHBand="1" w:evenHBand="0" w:firstRowFirstColumn="0" w:firstRowLastColumn="0" w:lastRowFirstColumn="0" w:lastRowLastColumn="0"/>
-            </w:pPr>
-            <w:r>
-              <w:rPr>
-                <w:sz w:val="15"/>
-              </w:rPr>
-              <w:t>17.24% / 8.62%</w:t>
-            </w:r>
-          </w:p>
-        </w:tc>
-        <w:tc>
-          <w:tcPr>
-            <w:tcW w:w="1261" w:type="dxa"/>
-          </w:tcPr>
-          <w:p>
-            <w:pPr>
-              <w:cnfStyle w:val="000000100000" w:firstRow="0" w:lastRow="0" w:firstColumn="0" w:lastColumn="0" w:oddVBand="0" w:evenVBand="0" w:oddHBand="1" w:evenHBand="0" w:firstRowFirstColumn="0" w:firstRowLastColumn="0" w:lastRowFirstColumn="0" w:lastRowLastColumn="0"/>
-            </w:pPr>
-            <w:r>
-              <w:rPr>
-                <w:sz w:val="15"/>
-              </w:rPr>
-              <w:t>54.8 / 110.0</w:t>
-            </w:r>
-          </w:p>
-        </w:tc>
-        <w:tc>
-          <w:tcPr>
-            <w:tcW w:w="1261" w:type="dxa"/>
-          </w:tcPr>
-          <w:p>
-            <w:pPr>
-              <w:cnfStyle w:val="000000100000" w:firstRow="0" w:lastRow="0" w:firstColumn="0" w:lastColumn="0" w:oddVBand="0" w:evenVBand="0" w:oddHBand="1" w:evenHBand="0" w:firstRowFirstColumn="0" w:firstRowLastColumn="0" w:lastRowFirstColumn="0" w:lastRowLastColumn="0"/>
-            </w:pPr>
-            <w:r>
-              <w:rPr>
-                <w:sz w:val="15"/>
-              </w:rPr>
-              <w:t>0.0% / 50.0%</w:t>
-            </w:r>
-          </w:p>
-        </w:tc>
-        <w:tc>
-          <w:tcPr>
-            <w:tcW w:w="1261" w:type="dxa"/>
-          </w:tcPr>
-          <w:p>
-            <w:pPr>
-              <w:cnfStyle w:val="000000100000" w:firstRow="0" w:lastRow="0" w:firstColumn="0" w:lastColumn="0" w:oddVBand="0" w:evenVBand="0" w:oddHBand="1" w:evenHBand="0" w:firstRowFirstColumn="0" w:firstRowLastColumn="0" w:lastRowFirstColumn="0" w:lastRowLastColumn="0"/>
-            </w:pPr>
-            <w:r>
-              <w:rPr>
-                <w:b/>
-                <w:color w:val="15803D"/>
-                <w:sz w:val="15"/>
-              </w:rPr>
-              <w:t>PASS</w:t>
-            </w:r>
-          </w:p>
-        </w:tc>
-      </w:tr>
-    </w:tbl>
-    <w:p>
-      <w:r>
-        <w:br/>
-        <w:t>All three scenarios pass on all three sub-checks (9 out of 9 checks) — CAS is never worse than CVSS on any measure, in any hospital setting tested.</w:t>
+        <w:t>CAS (Clinical Alert Score) formula:</w:t>
       </w:r>
     </w:p>
     <w:p>
@@ -1586,11 +22,2230 @@
       </w:pPr>
       <w:r>
         <w:rPr>
+          <w:b/>
+          <w:sz w:val="24"/>
+        </w:rPr>
+        <w:t>CAS = 2 × (0.25·TR + 0.30·CC + 0.25·TS + 0.10·AE + 0.10·TC)</w:t>
+      </w:r>
+    </w:p>
+    <w:p>
+      <w:r>
+        <w:t>Each dimension is scored 1–5, so CAS lands on a 0–10 scale.</w:t>
+      </w:r>
+    </w:p>
+    <w:tbl>
+      <w:tblPr>
+        <w:tblStyle w:val="TableGrid"/>
+        <w:tblW w:w="0" w:type="auto"/>
+        <w:jc w:val="center"/>
+        <w:tblLook w:val="04A0" w:firstRow="1" w:lastRow="0" w:firstColumn="1" w:lastColumn="0" w:noHBand="0" w:noVBand="1"/>
+      </w:tblPr>
+      <w:tblGrid>
+        <w:gridCol w:w="2880"/>
+        <w:gridCol w:w="2880"/>
+        <w:gridCol w:w="2880"/>
+      </w:tblGrid>
+      <w:tr>
+        <w:trPr>
+          <w:jc w:val="center"/>
+        </w:trPr>
+        <w:tc>
+          <w:tcPr>
+            <w:tcW w:w="2880" w:type="dxa"/>
+            <w:shd w:val="clear" w:color="auto" w:fill="203864"/>
+          </w:tcPr>
+          <w:p>
+            <w:r>
+              <w:rPr>
+                <w:b/>
+                <w:color w:val="FFFFFF"/>
+              </w:rPr>
+              <w:t>Dimension</w:t>
+            </w:r>
+          </w:p>
+        </w:tc>
+        <w:tc>
+          <w:tcPr>
+            <w:tcW w:w="2880" w:type="dxa"/>
+            <w:shd w:val="clear" w:color="auto" w:fill="203864"/>
+          </w:tcPr>
+          <w:p>
+            <w:r>
+              <w:rPr>
+                <w:b/>
+                <w:color w:val="FFFFFF"/>
+              </w:rPr>
+              <w:t>Meaning</w:t>
+            </w:r>
+          </w:p>
+        </w:tc>
+        <w:tc>
+          <w:tcPr>
+            <w:tcW w:w="2880" w:type="dxa"/>
+            <w:shd w:val="clear" w:color="auto" w:fill="203864"/>
+          </w:tcPr>
+          <w:p>
+            <w:r>
+              <w:rPr>
+                <w:b/>
+                <w:color w:val="FFFFFF"/>
+              </w:rPr>
+              <w:t>Driven by</w:t>
+            </w:r>
+          </w:p>
+        </w:tc>
+      </w:tr>
+      <w:tr>
+        <w:trPr>
+          <w:jc w:val="center"/>
+        </w:trPr>
+        <w:tc>
+          <w:tcPr>
+            <w:tcW w:w="2880" w:type="dxa"/>
+          </w:tcPr>
+          <w:p>
+            <w:r>
+              <w:t>TR</w:t>
+            </w:r>
+          </w:p>
+        </w:tc>
+        <w:tc>
+          <w:tcPr>
+            <w:tcW w:w="2880" w:type="dxa"/>
+          </w:tcPr>
+          <w:p>
+            <w:r>
+              <w:t>True-positive confidence</w:t>
+            </w:r>
+          </w:p>
+        </w:tc>
+        <w:tc>
+          <w:tcPr>
+            <w:tcW w:w="2880" w:type="dxa"/>
+          </w:tcPr>
+          <w:p>
+            <w:r>
+              <w:t>Model prediction confidence</w:t>
+            </w:r>
+          </w:p>
+        </w:tc>
+      </w:tr>
+      <w:tr>
+        <w:trPr>
+          <w:jc w:val="center"/>
+        </w:trPr>
+        <w:tc>
+          <w:tcPr>
+            <w:tcW w:w="2880" w:type="dxa"/>
+          </w:tcPr>
+          <w:p>
+            <w:r>
+              <w:t>CC</w:t>
+            </w:r>
+          </w:p>
+        </w:tc>
+        <w:tc>
+          <w:tcPr>
+            <w:tcW w:w="2880" w:type="dxa"/>
+          </w:tcPr>
+          <w:p>
+            <w:r>
+              <w:t>Clinical Criticality</w:t>
+            </w:r>
+          </w:p>
+        </w:tc>
+        <w:tc>
+          <w:tcPr>
+            <w:tcW w:w="2880" w:type="dxa"/>
+          </w:tcPr>
+          <w:p>
+            <w:r>
+              <w:t>FDA 21 CFR §860.3 device class, resolved from destination port</w:t>
+            </w:r>
+          </w:p>
+        </w:tc>
+      </w:tr>
+      <w:tr>
+        <w:trPr>
+          <w:jc w:val="center"/>
+        </w:trPr>
+        <w:tc>
+          <w:tcPr>
+            <w:tcW w:w="2880" w:type="dxa"/>
+          </w:tcPr>
+          <w:p>
+            <w:r>
+              <w:t>TS</w:t>
+            </w:r>
+          </w:p>
+        </w:tc>
+        <w:tc>
+          <w:tcPr>
+            <w:tcW w:w="2880" w:type="dxa"/>
+          </w:tcPr>
+          <w:p>
+            <w:r>
+              <w:t>Threat Severity</w:t>
+            </w:r>
+          </w:p>
+        </w:tc>
+        <w:tc>
+          <w:tcPr>
+            <w:tcW w:w="2880" w:type="dxa"/>
+          </w:tcPr>
+          <w:p>
+            <w:r>
+              <w:t>Isolation Forest anomaly score</w:t>
+            </w:r>
+          </w:p>
+        </w:tc>
+      </w:tr>
+      <w:tr>
+        <w:trPr>
+          <w:jc w:val="center"/>
+        </w:trPr>
+        <w:tc>
+          <w:tcPr>
+            <w:tcW w:w="2880" w:type="dxa"/>
+          </w:tcPr>
+          <w:p>
+            <w:r>
+              <w:t>AE</w:t>
+            </w:r>
+          </w:p>
+        </w:tc>
+        <w:tc>
+          <w:tcPr>
+            <w:tcW w:w="2880" w:type="dxa"/>
+          </w:tcPr>
+          <w:p>
+            <w:r>
+              <w:t>Active Exploitation</w:t>
+            </w:r>
+          </w:p>
+        </w:tc>
+        <w:tc>
+          <w:tcPr>
+            <w:tcW w:w="2880" w:type="dxa"/>
+          </w:tcPr>
+          <w:p>
+            <w:r>
+              <w:t>Attack-type base severity (+ known-exploited-CVE boost)</w:t>
+            </w:r>
+          </w:p>
+        </w:tc>
+      </w:tr>
+      <w:tr>
+        <w:trPr>
+          <w:jc w:val="center"/>
+        </w:trPr>
+        <w:tc>
+          <w:tcPr>
+            <w:tcW w:w="2880" w:type="dxa"/>
+          </w:tcPr>
+          <w:p>
+            <w:r>
+              <w:t>TC</w:t>
+            </w:r>
+          </w:p>
+        </w:tc>
+        <w:tc>
+          <w:tcPr>
+            <w:tcW w:w="2880" w:type="dxa"/>
+          </w:tcPr>
+          <w:p>
+            <w:r>
+              <w:t>Temporal Context</w:t>
+            </w:r>
+          </w:p>
+        </w:tc>
+        <w:tc>
+          <w:tcPr>
+            <w:tcW w:w="2880" w:type="dxa"/>
+          </w:tcPr>
+          <w:p>
+            <w:r>
+              <w:t>Shift (day / evening / night)</w:t>
+            </w:r>
+          </w:p>
+        </w:tc>
+      </w:tr>
+    </w:tbl>
+    <w:p/>
+    <w:p>
+      <w:r>
+        <w:t>Action thresholds: CAS ≥ 8.0 → Immediate, CAS ≥ 5.0 → Investigate, else Monitor (and the Benign label always forces Monitor regardless of the numeric score).</w:t>
+      </w:r>
+    </w:p>
+    <w:p>
+      <w:r>
+        <w:t>CVSS-equivalent baseline: a fixed CVSS v3.1 base-score band per attack technique's general CWE class — DoS_TCP 7.5, MQTT_Publish_Flood 7.5, MQTT_Brute_Force 8.1, ARP_Spoofing 6.5, Recon 3.1, Benign 0.0. No CVE field exists anywhere in the dataset, so this is the closest fair baseline: it varies by attack technique and nothing else — never by device, never by time, never by detector confidence. That single property is what every test case below is designed to expose.</w:t>
+      </w:r>
+    </w:p>
+    <w:p>
+      <w:pPr>
+        <w:pStyle w:val="Heading1"/>
+      </w:pPr>
+      <w:r>
+        <w:t>TC1 — Device Criticality (CC) Sensitivity</w:t>
+      </w:r>
+    </w:p>
+    <w:p>
+      <w:r>
+        <w:rPr>
+          <w:i/>
+        </w:rPr>
+        <w:t>Objective: prove CVSS is device-blind while CAS is not.</w:t>
+      </w:r>
+    </w:p>
+    <w:p>
+      <w:r>
+        <w:t>Input: identical alert (DoS_TCP, confidence 0.95, IF score −0.40, anomaly = True, day shift) fired at two different devices.</w:t>
+      </w:r>
+    </w:p>
+    <w:tbl>
+      <w:tblPr>
+        <w:tblStyle w:val="TableGrid"/>
+        <w:tblW w:w="0" w:type="auto"/>
+        <w:jc w:val="center"/>
+        <w:tblLook w:val="04A0" w:firstRow="1" w:lastRow="0" w:firstColumn="1" w:lastColumn="0" w:noHBand="0" w:noVBand="1"/>
+      </w:tblPr>
+      <w:tblGrid>
+        <w:gridCol w:w="1440"/>
+        <w:gridCol w:w="1440"/>
+        <w:gridCol w:w="1440"/>
+        <w:gridCol w:w="1440"/>
+        <w:gridCol w:w="1440"/>
+        <w:gridCol w:w="1440"/>
+      </w:tblGrid>
+      <w:tr>
+        <w:trPr>
+          <w:jc w:val="center"/>
+        </w:trPr>
+        <w:tc>
+          <w:tcPr>
+            <w:tcW w:w="1440" w:type="dxa"/>
+            <w:shd w:val="clear" w:color="auto" w:fill="203864"/>
+          </w:tcPr>
+          <w:p>
+            <w:r>
+              <w:rPr>
+                <w:b/>
+                <w:color w:val="FFFFFF"/>
+              </w:rPr>
+              <w:t>Device</w:t>
+            </w:r>
+          </w:p>
+        </w:tc>
+        <w:tc>
+          <w:tcPr>
+            <w:tcW w:w="1440" w:type="dxa"/>
+            <w:shd w:val="clear" w:color="auto" w:fill="203864"/>
+          </w:tcPr>
+          <w:p>
+            <w:r>
+              <w:rPr>
+                <w:b/>
+                <w:color w:val="FFFFFF"/>
+              </w:rPr>
+              <w:t>Port</w:t>
+            </w:r>
+          </w:p>
+        </w:tc>
+        <w:tc>
+          <w:tcPr>
+            <w:tcW w:w="1440" w:type="dxa"/>
+            <w:shd w:val="clear" w:color="auto" w:fill="203864"/>
+          </w:tcPr>
+          <w:p>
+            <w:r>
+              <w:rPr>
+                <w:b/>
+                <w:color w:val="FFFFFF"/>
+              </w:rPr>
+              <w:t>FDA Class</w:t>
+            </w:r>
+          </w:p>
+        </w:tc>
+        <w:tc>
+          <w:tcPr>
+            <w:tcW w:w="1440" w:type="dxa"/>
+            <w:shd w:val="clear" w:color="auto" w:fill="203864"/>
+          </w:tcPr>
+          <w:p>
+            <w:r>
+              <w:rPr>
+                <w:b/>
+                <w:color w:val="FFFFFF"/>
+              </w:rPr>
+              <w:t>CVSS</w:t>
+            </w:r>
+          </w:p>
+        </w:tc>
+        <w:tc>
+          <w:tcPr>
+            <w:tcW w:w="1440" w:type="dxa"/>
+            <w:shd w:val="clear" w:color="auto" w:fill="203864"/>
+          </w:tcPr>
+          <w:p>
+            <w:r>
+              <w:rPr>
+                <w:b/>
+                <w:color w:val="FFFFFF"/>
+              </w:rPr>
+              <w:t>CAS</w:t>
+            </w:r>
+          </w:p>
+        </w:tc>
+        <w:tc>
+          <w:tcPr>
+            <w:tcW w:w="1440" w:type="dxa"/>
+            <w:shd w:val="clear" w:color="auto" w:fill="203864"/>
+          </w:tcPr>
+          <w:p>
+            <w:r>
+              <w:rPr>
+                <w:b/>
+                <w:color w:val="FFFFFF"/>
+              </w:rPr>
+              <w:t>Action</w:t>
+            </w:r>
+          </w:p>
+        </w:tc>
+      </w:tr>
+      <w:tr>
+        <w:trPr>
+          <w:jc w:val="center"/>
+        </w:trPr>
+        <w:tc>
+          <w:tcPr>
+            <w:tcW w:w="1440" w:type="dxa"/>
+          </w:tcPr>
+          <w:p>
+            <w:r>
+              <w:t>ICU Ventilator</w:t>
+            </w:r>
+          </w:p>
+        </w:tc>
+        <w:tc>
+          <w:tcPr>
+            <w:tcW w:w="1440" w:type="dxa"/>
+          </w:tcPr>
+          <w:p>
+            <w:r>
+              <w:t>4000</w:t>
+            </w:r>
+          </w:p>
+        </w:tc>
+        <w:tc>
+          <w:tcPr>
+            <w:tcW w:w="1440" w:type="dxa"/>
+          </w:tcPr>
+          <w:p>
+            <w:r>
+              <w:t>III</w:t>
+            </w:r>
+          </w:p>
+        </w:tc>
+        <w:tc>
+          <w:tcPr>
+            <w:tcW w:w="1440" w:type="dxa"/>
+          </w:tcPr>
+          <w:p>
+            <w:r>
+              <w:t>7.5</w:t>
+            </w:r>
+          </w:p>
+        </w:tc>
+        <w:tc>
+          <w:tcPr>
+            <w:tcW w:w="1440" w:type="dxa"/>
+          </w:tcPr>
+          <w:p>
+            <w:r>
+              <w:t>9.2</w:t>
+            </w:r>
+          </w:p>
+        </w:tc>
+        <w:tc>
+          <w:tcPr>
+            <w:tcW w:w="1440" w:type="dxa"/>
+          </w:tcPr>
+          <w:p>
+            <w:r>
+              <w:t>Immediate</w:t>
+            </w:r>
+          </w:p>
+        </w:tc>
+      </w:tr>
+      <w:tr>
+        <w:trPr>
+          <w:jc w:val="center"/>
+        </w:trPr>
+        <w:tc>
+          <w:tcPr>
+            <w:tcW w:w="1440" w:type="dxa"/>
+          </w:tcPr>
+          <w:p>
+            <w:r>
+              <w:t>Admin / Clerical Workstation</w:t>
+            </w:r>
+          </w:p>
+        </w:tc>
+        <w:tc>
+          <w:tcPr>
+            <w:tcW w:w="1440" w:type="dxa"/>
+          </w:tcPr>
+          <w:p>
+            <w:r>
+              <w:t>4054</w:t>
+            </w:r>
+          </w:p>
+        </w:tc>
+        <w:tc>
+          <w:tcPr>
+            <w:tcW w:w="1440" w:type="dxa"/>
+          </w:tcPr>
+          <w:p>
+            <w:r>
+              <w:t>I</w:t>
+            </w:r>
+          </w:p>
+        </w:tc>
+        <w:tc>
+          <w:tcPr>
+            <w:tcW w:w="1440" w:type="dxa"/>
+          </w:tcPr>
+          <w:p>
+            <w:r>
+              <w:t>7.5</w:t>
+            </w:r>
+          </w:p>
+        </w:tc>
+        <w:tc>
+          <w:tcPr>
+            <w:tcW w:w="1440" w:type="dxa"/>
+          </w:tcPr>
+          <w:p>
+            <w:r>
+              <w:t>6.8</w:t>
+            </w:r>
+          </w:p>
+        </w:tc>
+        <w:tc>
+          <w:tcPr>
+            <w:tcW w:w="1440" w:type="dxa"/>
+          </w:tcPr>
+          <w:p>
+            <w:r>
+              <w:t>Investigate</w:t>
+            </w:r>
+          </w:p>
+        </w:tc>
+      </w:tr>
+    </w:tbl>
+    <w:p/>
+    <w:p>
+      <w:r>
+        <w:lastRenderedPageBreak/>
+        <w:t>Pass criteria: CVSS identical; CAS gap ≥ 2.0 points; action tiers differ.</w:t>
+      </w:r>
+    </w:p>
+    <w:p>
+      <w:r>
+        <w:rPr>
+          <w:b/>
+          <w:color w:val="1A7A1A"/>
+        </w:rPr>
+        <w:t>Verdict: PASS</w:t>
+      </w:r>
+    </w:p>
+    <w:p>
+      <w:r>
+        <w:t>Why CVSS can't show this: CVSS is a property of the vulnerability/attack technique alone — it has no device field to vary on. The exact same "DoS_TCP, 7.5" verdict is returned whether the target is a ventilator keeping someone alive or an admin PC. CAS's CC dimension is what closes that gap.</w:t>
+      </w:r>
+    </w:p>
+    <w:p>
+      <w:pPr>
+        <w:pStyle w:val="Heading1"/>
+      </w:pPr>
+      <w:r>
+        <w:t>TC2 — Temporal Context (TC) Sensitivity</w:t>
+      </w:r>
+    </w:p>
+    <w:p>
+      <w:r>
+        <w:rPr>
+          <w:i/>
+        </w:rPr>
+        <w:t>Objective: prove CAS reflects reduced night-shift response capacity; CVSS cannot.</w:t>
+      </w:r>
+    </w:p>
+    <w:p>
+      <w:r>
+        <w:t>Input: identical alert (ARP_Spoofing, confidence 0.90, anomalous, Bedside Patient Monitor, port 4002) fired at two different times.</w:t>
+      </w:r>
+    </w:p>
+    <w:tbl>
+      <w:tblPr>
+        <w:tblStyle w:val="TableGrid"/>
+        <w:tblW w:w="0" w:type="auto"/>
+        <w:jc w:val="center"/>
+        <w:tblLook w:val="04A0" w:firstRow="1" w:lastRow="0" w:firstColumn="1" w:lastColumn="0" w:noHBand="0" w:noVBand="1"/>
+      </w:tblPr>
+      <w:tblGrid>
+        <w:gridCol w:w="2160"/>
+        <w:gridCol w:w="2160"/>
+        <w:gridCol w:w="2160"/>
+        <w:gridCol w:w="2160"/>
+      </w:tblGrid>
+      <w:tr>
+        <w:trPr>
+          <w:jc w:val="center"/>
+        </w:trPr>
+        <w:tc>
+          <w:tcPr>
+            <w:tcW w:w="2160" w:type="dxa"/>
+            <w:shd w:val="clear" w:color="auto" w:fill="203864"/>
+          </w:tcPr>
+          <w:p>
+            <w:r>
+              <w:rPr>
+                <w:b/>
+                <w:color w:val="FFFFFF"/>
+              </w:rPr>
+              <w:t>Shift</w:t>
+            </w:r>
+          </w:p>
+        </w:tc>
+        <w:tc>
+          <w:tcPr>
+            <w:tcW w:w="2160" w:type="dxa"/>
+            <w:shd w:val="clear" w:color="auto" w:fill="203864"/>
+          </w:tcPr>
+          <w:p>
+            <w:r>
+              <w:rPr>
+                <w:b/>
+                <w:color w:val="FFFFFF"/>
+              </w:rPr>
+              <w:t>CVSS</w:t>
+            </w:r>
+          </w:p>
+        </w:tc>
+        <w:tc>
+          <w:tcPr>
+            <w:tcW w:w="2160" w:type="dxa"/>
+            <w:shd w:val="clear" w:color="auto" w:fill="203864"/>
+          </w:tcPr>
+          <w:p>
+            <w:r>
+              <w:rPr>
+                <w:b/>
+                <w:color w:val="FFFFFF"/>
+              </w:rPr>
+              <w:t>CAS</w:t>
+            </w:r>
+          </w:p>
+        </w:tc>
+        <w:tc>
+          <w:tcPr>
+            <w:tcW w:w="2160" w:type="dxa"/>
+            <w:shd w:val="clear" w:color="auto" w:fill="203864"/>
+          </w:tcPr>
+          <w:p>
+            <w:r>
+              <w:rPr>
+                <w:b/>
+                <w:color w:val="FFFFFF"/>
+              </w:rPr>
+              <w:t>Action</w:t>
+            </w:r>
+          </w:p>
+        </w:tc>
+      </w:tr>
+      <w:tr>
+        <w:trPr>
+          <w:jc w:val="center"/>
+        </w:trPr>
+        <w:tc>
+          <w:tcPr>
+            <w:tcW w:w="2160" w:type="dxa"/>
+          </w:tcPr>
+          <w:p>
+            <w:r>
+              <w:t>Day</w:t>
+            </w:r>
+          </w:p>
+        </w:tc>
+        <w:tc>
+          <w:tcPr>
+            <w:tcW w:w="2160" w:type="dxa"/>
+          </w:tcPr>
+          <w:p>
+            <w:r>
+              <w:t>6.5</w:t>
+            </w:r>
+          </w:p>
+        </w:tc>
+        <w:tc>
+          <w:tcPr>
+            <w:tcW w:w="2160" w:type="dxa"/>
+          </w:tcPr>
+          <w:p>
+            <w:r>
+              <w:t>7.4</w:t>
+            </w:r>
+          </w:p>
+        </w:tc>
+        <w:tc>
+          <w:tcPr>
+            <w:tcW w:w="2160" w:type="dxa"/>
+          </w:tcPr>
+          <w:p>
+            <w:r>
+              <w:t>Investigate</w:t>
+            </w:r>
+          </w:p>
+        </w:tc>
+      </w:tr>
+      <w:tr>
+        <w:trPr>
+          <w:jc w:val="center"/>
+        </w:trPr>
+        <w:tc>
+          <w:tcPr>
+            <w:tcW w:w="2160" w:type="dxa"/>
+          </w:tcPr>
+          <w:p>
+            <w:r>
+              <w:t>Night</w:t>
+            </w:r>
+          </w:p>
+        </w:tc>
+        <w:tc>
+          <w:tcPr>
+            <w:tcW w:w="2160" w:type="dxa"/>
+          </w:tcPr>
+          <w:p>
+            <w:r>
+              <w:t>6.5</w:t>
+            </w:r>
+          </w:p>
+        </w:tc>
+        <w:tc>
+          <w:tcPr>
+            <w:tcW w:w="2160" w:type="dxa"/>
+          </w:tcPr>
+          <w:p>
+            <w:r>
+              <w:t>8.2</w:t>
+            </w:r>
+          </w:p>
+        </w:tc>
+        <w:tc>
+          <w:tcPr>
+            <w:tcW w:w="2160" w:type="dxa"/>
+          </w:tcPr>
+          <w:p>
+            <w:r>
+              <w:t>Immediate</w:t>
+            </w:r>
+          </w:p>
+        </w:tc>
+      </w:tr>
+    </w:tbl>
+    <w:p/>
+    <w:p>
+      <w:r>
+        <w:t>Pass criteria: CVSS identical; CAS crosses the Investigate→Immediate boundary from shift alone.</w:t>
+      </w:r>
+    </w:p>
+    <w:p>
+      <w:r>
+        <w:rPr>
+          <w:b/>
+          <w:color w:val="1A7A1A"/>
+        </w:rPr>
+        <w:t>Verdict: PASS</w:t>
+      </w:r>
+    </w:p>
+    <w:p>
+      <w:r>
+        <w:t>Why CVSS can't show this: a hospital SOC is realistically thinner-staffed at 2 a.m. than at 2 p.m., so the same intrusion is objectively higher-risk at night. CVSS has no time axis at all; CAS's TC dimension does.</w:t>
+      </w:r>
+    </w:p>
+    <w:p>
+      <w:pPr>
+        <w:pStyle w:val="Heading1"/>
+      </w:pPr>
+      <w:r>
+        <w:t>TC3 — Detection Confidence (TR) Sensitivity</w:t>
+      </w:r>
+    </w:p>
+    <w:p>
+      <w:r>
+        <w:rPr>
+          <w:i/>
+        </w:rPr>
+        <w:t>Objective: prove CAS discounts a shaky detection while CVSS treats every detection of the same attack type identically, however uncertain.</w:t>
+      </w:r>
+    </w:p>
+    <w:p>
+      <w:r>
+        <w:t>Input: identical alert (MQTT_Brute_Force, MQTT Broker port 1883, evening shift) with two different model confidences.</w:t>
+      </w:r>
+    </w:p>
+    <w:tbl>
+      <w:tblPr>
+        <w:tblStyle w:val="TableGrid"/>
+        <w:tblW w:w="0" w:type="auto"/>
+        <w:jc w:val="center"/>
+        <w:tblLook w:val="04A0" w:firstRow="1" w:lastRow="0" w:firstColumn="1" w:lastColumn="0" w:noHBand="0" w:noVBand="1"/>
+      </w:tblPr>
+      <w:tblGrid>
+        <w:gridCol w:w="2160"/>
+        <w:gridCol w:w="2160"/>
+        <w:gridCol w:w="2160"/>
+        <w:gridCol w:w="2160"/>
+      </w:tblGrid>
+      <w:tr>
+        <w:trPr>
+          <w:jc w:val="center"/>
+        </w:trPr>
+        <w:tc>
+          <w:tcPr>
+            <w:tcW w:w="2160" w:type="dxa"/>
+            <w:shd w:val="clear" w:color="auto" w:fill="203864"/>
+          </w:tcPr>
+          <w:p>
+            <w:r>
+              <w:rPr>
+                <w:b/>
+                <w:color w:val="FFFFFF"/>
+              </w:rPr>
+              <w:t>Confidence</w:t>
+            </w:r>
+          </w:p>
+        </w:tc>
+        <w:tc>
+          <w:tcPr>
+            <w:tcW w:w="2160" w:type="dxa"/>
+            <w:shd w:val="clear" w:color="auto" w:fill="203864"/>
+          </w:tcPr>
+          <w:p>
+            <w:r>
+              <w:rPr>
+                <w:b/>
+                <w:color w:val="FFFFFF"/>
+              </w:rPr>
+              <w:t>CVSS</w:t>
+            </w:r>
+          </w:p>
+        </w:tc>
+        <w:tc>
+          <w:tcPr>
+            <w:tcW w:w="2160" w:type="dxa"/>
+            <w:shd w:val="clear" w:color="auto" w:fill="203864"/>
+          </w:tcPr>
+          <w:p>
+            <w:r>
+              <w:rPr>
+                <w:b/>
+                <w:color w:val="FFFFFF"/>
+              </w:rPr>
+              <w:t>CAS</w:t>
+            </w:r>
+          </w:p>
+        </w:tc>
+        <w:tc>
+          <w:tcPr>
+            <w:tcW w:w="2160" w:type="dxa"/>
+            <w:shd w:val="clear" w:color="auto" w:fill="203864"/>
+          </w:tcPr>
+          <w:p>
+            <w:r>
+              <w:rPr>
+                <w:b/>
+                <w:color w:val="FFFFFF"/>
+              </w:rPr>
+              <w:t>Action</w:t>
+            </w:r>
+          </w:p>
+        </w:tc>
+      </w:tr>
+      <w:tr>
+        <w:trPr>
+          <w:jc w:val="center"/>
+        </w:trPr>
+        <w:tc>
+          <w:tcPr>
+            <w:tcW w:w="2160" w:type="dxa"/>
+          </w:tcPr>
+          <w:p>
+            <w:r>
+              <w:t>0.97 (near-certain)</w:t>
+            </w:r>
+          </w:p>
+        </w:tc>
+        <w:tc>
+          <w:tcPr>
+            <w:tcW w:w="2160" w:type="dxa"/>
+          </w:tcPr>
+          <w:p>
+            <w:r>
+              <w:t>8.1</w:t>
+            </w:r>
+          </w:p>
+        </w:tc>
+        <w:tc>
+          <w:tcPr>
+            <w:tcW w:w="2160" w:type="dxa"/>
+          </w:tcPr>
+          <w:p>
+            <w:r>
+              <w:t>8.8</w:t>
+            </w:r>
+          </w:p>
+        </w:tc>
+        <w:tc>
+          <w:tcPr>
+            <w:tcW w:w="2160" w:type="dxa"/>
+          </w:tcPr>
+          <w:p>
+            <w:r>
+              <w:t>Immediate</w:t>
+            </w:r>
+          </w:p>
+        </w:tc>
+      </w:tr>
+      <w:tr>
+        <w:trPr>
+          <w:jc w:val="center"/>
+        </w:trPr>
+        <w:tc>
+          <w:tcPr>
+            <w:tcW w:w="2160" w:type="dxa"/>
+          </w:tcPr>
+          <w:p>
+            <w:r>
+              <w:t>0.55 (barely above threshold)</w:t>
+            </w:r>
+          </w:p>
+        </w:tc>
+        <w:tc>
+          <w:tcPr>
+            <w:tcW w:w="2160" w:type="dxa"/>
+          </w:tcPr>
+          <w:p>
+            <w:r>
+              <w:t>8.1</w:t>
+            </w:r>
+          </w:p>
+        </w:tc>
+        <w:tc>
+          <w:tcPr>
+            <w:tcW w:w="2160" w:type="dxa"/>
+          </w:tcPr>
+          <w:p>
+            <w:r>
+              <w:t>7.3</w:t>
+            </w:r>
+          </w:p>
+        </w:tc>
+        <w:tc>
+          <w:tcPr>
+            <w:tcW w:w="2160" w:type="dxa"/>
+          </w:tcPr>
+          <w:p>
+            <w:r>
+              <w:t>Investigate</w:t>
+            </w:r>
+          </w:p>
+        </w:tc>
+      </w:tr>
+    </w:tbl>
+    <w:p/>
+    <w:p>
+      <w:r>
+        <w:t>Pass criteria: CVSS identical; CAS(high) &gt; CAS(low); action tiers differ.</w:t>
+      </w:r>
+    </w:p>
+    <w:p>
+      <w:r>
+        <w:rPr>
+          <w:b/>
+          <w:color w:val="1A7A1A"/>
+        </w:rPr>
+        <w:t>Verdict: PASS</w:t>
+      </w:r>
+    </w:p>
+    <w:p>
+      <w:r>
+        <w:lastRenderedPageBreak/>
+        <w:t>Why CVSS can't show this: CVSS scores the vulnerability class, not the trustworthiness of a specific detection event — it has no confidence input. CAS's TR dimension prevents a knee-jerk "Immediate" response to a barely-above-threshold classification.</w:t>
+      </w:r>
+    </w:p>
+    <w:p>
+      <w:pPr>
+        <w:pStyle w:val="Heading1"/>
+      </w:pPr>
+      <w:r>
+        <w:t>TC4 — Alert Ranking Inversion (headline case)</w:t>
+      </w:r>
+    </w:p>
+    <w:p>
+      <w:r>
+        <w:rPr>
+          <w:i/>
+        </w:rPr>
+        <w:t>Objective: show CVSS-only triage can rank alerts in the wrong clinical order; CAS corrects it. This is the direct evidence for the report's central claim.</w:t>
+      </w:r>
+    </w:p>
+    <w:p>
+      <w:r>
+        <w:t>Input: two simultaneous alerts.</w:t>
+      </w:r>
+    </w:p>
+    <w:tbl>
+      <w:tblPr>
+        <w:tblStyle w:val="TableGrid"/>
+        <w:tblW w:w="0" w:type="auto"/>
+        <w:jc w:val="center"/>
+        <w:tblLook w:val="04A0" w:firstRow="1" w:lastRow="0" w:firstColumn="1" w:lastColumn="0" w:noHBand="0" w:noVBand="1"/>
+      </w:tblPr>
+      <w:tblGrid>
+        <w:gridCol w:w="1728"/>
+        <w:gridCol w:w="1728"/>
+        <w:gridCol w:w="1728"/>
+        <w:gridCol w:w="1728"/>
+        <w:gridCol w:w="1728"/>
+      </w:tblGrid>
+      <w:tr>
+        <w:trPr>
+          <w:jc w:val="center"/>
+        </w:trPr>
+        <w:tc>
+          <w:tcPr>
+            <w:tcW w:w="1728" w:type="dxa"/>
+            <w:shd w:val="clear" w:color="auto" w:fill="203864"/>
+          </w:tcPr>
+          <w:p>
+            <w:r>
+              <w:rPr>
+                <w:b/>
+                <w:color w:val="FFFFFF"/>
+              </w:rPr>
+              <w:t>Alert</w:t>
+            </w:r>
+          </w:p>
+        </w:tc>
+        <w:tc>
+          <w:tcPr>
+            <w:tcW w:w="1728" w:type="dxa"/>
+            <w:shd w:val="clear" w:color="auto" w:fill="203864"/>
+          </w:tcPr>
+          <w:p>
+            <w:r>
+              <w:rPr>
+                <w:b/>
+                <w:color w:val="FFFFFF"/>
+              </w:rPr>
+              <w:t>Attack</w:t>
+            </w:r>
+          </w:p>
+        </w:tc>
+        <w:tc>
+          <w:tcPr>
+            <w:tcW w:w="1728" w:type="dxa"/>
+            <w:shd w:val="clear" w:color="auto" w:fill="203864"/>
+          </w:tcPr>
+          <w:p>
+            <w:r>
+              <w:rPr>
+                <w:b/>
+                <w:color w:val="FFFFFF"/>
+              </w:rPr>
+              <w:t>Device</w:t>
+            </w:r>
+          </w:p>
+        </w:tc>
+        <w:tc>
+          <w:tcPr>
+            <w:tcW w:w="1728" w:type="dxa"/>
+            <w:shd w:val="clear" w:color="auto" w:fill="203864"/>
+          </w:tcPr>
+          <w:p>
+            <w:r>
+              <w:rPr>
+                <w:b/>
+                <w:color w:val="FFFFFF"/>
+              </w:rPr>
+              <w:t>CVSS</w:t>
+            </w:r>
+          </w:p>
+        </w:tc>
+        <w:tc>
+          <w:tcPr>
+            <w:tcW w:w="1728" w:type="dxa"/>
+            <w:shd w:val="clear" w:color="auto" w:fill="203864"/>
+          </w:tcPr>
+          <w:p>
+            <w:r>
+              <w:rPr>
+                <w:b/>
+                <w:color w:val="FFFFFF"/>
+              </w:rPr>
+              <w:t>CAS</w:t>
+            </w:r>
+          </w:p>
+        </w:tc>
+      </w:tr>
+      <w:tr>
+        <w:trPr>
+          <w:jc w:val="center"/>
+        </w:trPr>
+        <w:tc>
+          <w:tcPr>
+            <w:tcW w:w="1728" w:type="dxa"/>
+          </w:tcPr>
+          <w:p>
+            <w:r>
+              <w:t>X</w:t>
+            </w:r>
+          </w:p>
+        </w:tc>
+        <w:tc>
+          <w:tcPr>
+            <w:tcW w:w="1728" w:type="dxa"/>
+          </w:tcPr>
+          <w:p>
+            <w:r>
+              <w:t>Recon (port scan)</w:t>
+            </w:r>
+          </w:p>
+        </w:tc>
+        <w:tc>
+          <w:tcPr>
+            <w:tcW w:w="1728" w:type="dxa"/>
+          </w:tcPr>
+          <w:p>
+            <w:r>
+              <w:t>ICU Ventilator (4000, Class III)</w:t>
+            </w:r>
+          </w:p>
+        </w:tc>
+        <w:tc>
+          <w:tcPr>
+            <w:tcW w:w="1728" w:type="dxa"/>
+          </w:tcPr>
+          <w:p>
+            <w:r>
+              <w:t>3.1</w:t>
+            </w:r>
+          </w:p>
+        </w:tc>
+        <w:tc>
+          <w:tcPr>
+            <w:tcW w:w="1728" w:type="dxa"/>
+          </w:tcPr>
+          <w:p>
+            <w:r>
+              <w:t>7.4</w:t>
+            </w:r>
+          </w:p>
+        </w:tc>
+      </w:tr>
+      <w:tr>
+        <w:trPr>
+          <w:jc w:val="center"/>
+        </w:trPr>
+        <w:tc>
+          <w:tcPr>
+            <w:tcW w:w="1728" w:type="dxa"/>
+          </w:tcPr>
+          <w:p>
+            <w:r>
+              <w:t>Y</w:t>
+            </w:r>
+          </w:p>
+        </w:tc>
+        <w:tc>
+          <w:tcPr>
+            <w:tcW w:w="1728" w:type="dxa"/>
+          </w:tcPr>
+          <w:p>
+            <w:r>
+              <w:t>DoS_TCP</w:t>
+            </w:r>
+          </w:p>
+        </w:tc>
+        <w:tc>
+          <w:tcPr>
+            <w:tcW w:w="1728" w:type="dxa"/>
+          </w:tcPr>
+          <w:p>
+            <w:r>
+              <w:t>Admin Workstation (4054, Class I)</w:t>
+            </w:r>
+          </w:p>
+        </w:tc>
+        <w:tc>
+          <w:tcPr>
+            <w:tcW w:w="1728" w:type="dxa"/>
+          </w:tcPr>
+          <w:p>
+            <w:r>
+              <w:t>7.5</w:t>
+            </w:r>
+          </w:p>
+        </w:tc>
+        <w:tc>
+          <w:tcPr>
+            <w:tcW w:w="1728" w:type="dxa"/>
+          </w:tcPr>
+          <w:p>
+            <w:r>
+              <w:t>6.8</w:t>
+            </w:r>
+          </w:p>
+        </w:tc>
+      </w:tr>
+    </w:tbl>
+    <w:p/>
+    <w:p>
+      <w:r>
+        <w:t>Result: under CVSS-only triage, an analyst works Y first (7.5 ≫ 3.1) — a reconnaissance probe against a life-support ventilator sits at the bottom of the queue. Under CAS, the analyst works X first (7.4 &gt; 6.8) — a full rank inversion.</w:t>
+      </w:r>
+    </w:p>
+    <w:p>
+      <w:r>
+        <w:t>Pass criteria: CVSS_X &lt; CVSS_Y and CAS_X &gt; CAS_Y simultaneously.</w:t>
+      </w:r>
+    </w:p>
+    <w:p>
+      <w:r>
+        <w:rPr>
+          <w:b/>
+          <w:color w:val="1A7A1A"/>
+        </w:rPr>
+        <w:t>Verdict: PASS</w:t>
+      </w:r>
+    </w:p>
+    <w:p>
+      <w:r>
+        <w:t>Why this matters: CVSS's wide gap (7.5 vs 3.1) is driven entirely by attack technique. CAS's narrower but inverted gap (7.4 vs 6.8) is driven by context — which alert actually threatens a patient right now. This is the single clearest evidence that CVSS-based triage is clinically blind.</w:t>
+      </w:r>
+    </w:p>
+    <w:p>
+      <w:pPr>
+        <w:pStyle w:val="Heading1"/>
+      </w:pPr>
+      <w:r>
+        <w:t>TC6 — Benign Convergence (no cry-wolf)</w:t>
+      </w:r>
+    </w:p>
+    <w:p>
+      <w:r>
+        <w:rPr>
+          <w:i/>
+        </w:rPr>
+        <w:t>Objective: confirm CAS doesn't alarm-fatigue staff on benign traffic even under worst-case device/time conditions — a safety check, not a divergence case.</w:t>
+      </w:r>
+    </w:p>
+    <w:p>
+      <w:r>
+        <w:t>Input: Benign traffic on the ICU Ventilator (port 4000) with an anomalous-looking IF score and night shift — every dimension except AE is pushed toward its ceiling.</w:t>
+      </w:r>
+    </w:p>
+    <w:tbl>
+      <w:tblPr>
+        <w:tblStyle w:val="TableGrid"/>
+        <w:tblW w:w="0" w:type="auto"/>
+        <w:jc w:val="center"/>
+        <w:tblLook w:val="04A0" w:firstRow="1" w:lastRow="0" w:firstColumn="1" w:lastColumn="0" w:noHBand="0" w:noVBand="1"/>
+      </w:tblPr>
+      <w:tblGrid>
+        <w:gridCol w:w="2160"/>
+        <w:gridCol w:w="2160"/>
+        <w:gridCol w:w="2160"/>
+        <w:gridCol w:w="2160"/>
+      </w:tblGrid>
+      <w:tr>
+        <w:trPr>
+          <w:jc w:val="center"/>
+        </w:trPr>
+        <w:tc>
+          <w:tcPr>
+            <w:tcW w:w="2160" w:type="dxa"/>
+            <w:shd w:val="clear" w:color="auto" w:fill="203864"/>
+          </w:tcPr>
+          <w:p>
+            <w:r>
+              <w:rPr>
+                <w:b/>
+                <w:color w:val="FFFFFF"/>
+              </w:rPr>
+              <w:t>Scenario</w:t>
+            </w:r>
+          </w:p>
+        </w:tc>
+        <w:tc>
+          <w:tcPr>
+            <w:tcW w:w="2160" w:type="dxa"/>
+            <w:shd w:val="clear" w:color="auto" w:fill="203864"/>
+          </w:tcPr>
+          <w:p>
+            <w:r>
+              <w:rPr>
+                <w:b/>
+                <w:color w:val="FFFFFF"/>
+              </w:rPr>
+              <w:t>CVSS</w:t>
+            </w:r>
+          </w:p>
+        </w:tc>
+        <w:tc>
+          <w:tcPr>
+            <w:tcW w:w="2160" w:type="dxa"/>
+            <w:shd w:val="clear" w:color="auto" w:fill="203864"/>
+          </w:tcPr>
+          <w:p>
+            <w:r>
+              <w:rPr>
+                <w:b/>
+                <w:color w:val="FFFFFF"/>
+              </w:rPr>
+              <w:t>CAS (numeric)</w:t>
+            </w:r>
+          </w:p>
+        </w:tc>
+        <w:tc>
+          <w:tcPr>
+            <w:tcW w:w="2160" w:type="dxa"/>
+            <w:shd w:val="clear" w:color="auto" w:fill="203864"/>
+          </w:tcPr>
+          <w:p>
+            <w:r>
+              <w:rPr>
+                <w:b/>
+                <w:color w:val="FFFFFF"/>
+              </w:rPr>
+              <w:t>Action</w:t>
+            </w:r>
+          </w:p>
+        </w:tc>
+      </w:tr>
+      <w:tr>
+        <w:trPr>
+          <w:jc w:val="center"/>
+        </w:trPr>
+        <w:tc>
+          <w:tcPr>
+            <w:tcW w:w="2160" w:type="dxa"/>
+          </w:tcPr>
+          <w:p>
+            <w:r>
+              <w:t>Benign on ICU Ventilator, night</w:t>
+            </w:r>
+          </w:p>
+        </w:tc>
+        <w:tc>
+          <w:tcPr>
+            <w:tcW w:w="2160" w:type="dxa"/>
+          </w:tcPr>
+          <w:p>
+            <w:r>
+              <w:t>0.0</w:t>
+            </w:r>
+          </w:p>
+        </w:tc>
+        <w:tc>
+          <w:tcPr>
+            <w:tcW w:w="2160" w:type="dxa"/>
+          </w:tcPr>
+          <w:p>
+            <w:r>
+              <w:t>7.0</w:t>
+            </w:r>
+          </w:p>
+        </w:tc>
+        <w:tc>
+          <w:tcPr>
+            <w:tcW w:w="2160" w:type="dxa"/>
+          </w:tcPr>
+          <w:p>
+            <w:r>
+              <w:t>Monitor</w:t>
+            </w:r>
+          </w:p>
+        </w:tc>
+      </w:tr>
+    </w:tbl>
+    <w:p/>
+    <w:p>
+      <w:r>
+        <w:t>Pass criteria: action is Monitor regardless of the numeric CAS; CVSS is 0.0.</w:t>
+      </w:r>
+    </w:p>
+    <w:p>
+      <w:r>
+        <w:rPr>
+          <w:b/>
+          <w:color w:val="1A7A1A"/>
+        </w:rPr>
+        <w:lastRenderedPageBreak/>
+        <w:t>Verdict: PASS</w:t>
+      </w:r>
+    </w:p>
+    <w:p>
+      <w:r>
+        <w:t>Why it matters: the Benign label overrides the numeric CAS in get_action() — deliberately, since no combination of device criticality or timing should turn confirmed-benign traffic into a false alarm. CVSS agrees (0.0) for the same reason it scores nothing for a non-attack. This is the one case where CAS and CVSS are expected to converge, and both do.</w:t>
+      </w:r>
+    </w:p>
+    <w:p>
+      <w:pPr>
+        <w:pStyle w:val="Heading1"/>
+      </w:pPr>
+      <w:r>
+        <w:t>TC7 — Action-Threshold Boundary Correctness</w:t>
+      </w:r>
+    </w:p>
+    <w:p>
+      <w:r>
+        <w:rPr>
+          <w:i/>
+        </w:rPr>
+        <w:t>Objective: guard the two constants (8.0 and 5.0) that every conclusion above depends on.</w:t>
+      </w:r>
+    </w:p>
+    <w:tbl>
+      <w:tblPr>
+        <w:tblStyle w:val="TableGrid"/>
+        <w:tblW w:w="0" w:type="auto"/>
+        <w:jc w:val="center"/>
+        <w:tblLook w:val="04A0" w:firstRow="1" w:lastRow="0" w:firstColumn="1" w:lastColumn="0" w:noHBand="0" w:noVBand="1"/>
+      </w:tblPr>
+      <w:tblGrid>
+        <w:gridCol w:w="4320"/>
+        <w:gridCol w:w="4320"/>
+      </w:tblGrid>
+      <w:tr>
+        <w:trPr>
+          <w:jc w:val="center"/>
+        </w:trPr>
+        <w:tc>
+          <w:tcPr>
+            <w:tcW w:w="4320" w:type="dxa"/>
+            <w:shd w:val="clear" w:color="auto" w:fill="203864"/>
+          </w:tcPr>
+          <w:p>
+            <w:r>
+              <w:rPr>
+                <w:b/>
+                <w:color w:val="FFFFFF"/>
+              </w:rPr>
+              <w:t>CAS</w:t>
+            </w:r>
+          </w:p>
+        </w:tc>
+        <w:tc>
+          <w:tcPr>
+            <w:tcW w:w="4320" w:type="dxa"/>
+            <w:shd w:val="clear" w:color="auto" w:fill="203864"/>
+          </w:tcPr>
+          <w:p>
+            <w:r>
+              <w:rPr>
+                <w:b/>
+                <w:color w:val="FFFFFF"/>
+              </w:rPr>
+              <w:t>Action</w:t>
+            </w:r>
+          </w:p>
+        </w:tc>
+      </w:tr>
+      <w:tr>
+        <w:trPr>
+          <w:jc w:val="center"/>
+        </w:trPr>
+        <w:tc>
+          <w:tcPr>
+            <w:tcW w:w="4320" w:type="dxa"/>
+          </w:tcPr>
+          <w:p>
+            <w:r>
+              <w:t>8.00</w:t>
+            </w:r>
+          </w:p>
+        </w:tc>
+        <w:tc>
+          <w:tcPr>
+            <w:tcW w:w="4320" w:type="dxa"/>
+          </w:tcPr>
+          <w:p>
+            <w:r>
+              <w:t>Immediate</w:t>
+            </w:r>
+          </w:p>
+        </w:tc>
+      </w:tr>
+      <w:tr>
+        <w:trPr>
+          <w:jc w:val="center"/>
+        </w:trPr>
+        <w:tc>
+          <w:tcPr>
+            <w:tcW w:w="4320" w:type="dxa"/>
+          </w:tcPr>
+          <w:p>
+            <w:r>
+              <w:t>7.99</w:t>
+            </w:r>
+          </w:p>
+        </w:tc>
+        <w:tc>
+          <w:tcPr>
+            <w:tcW w:w="4320" w:type="dxa"/>
+          </w:tcPr>
+          <w:p>
+            <w:r>
+              <w:t>Investigate</w:t>
+            </w:r>
+          </w:p>
+        </w:tc>
+      </w:tr>
+      <w:tr>
+        <w:trPr>
+          <w:jc w:val="center"/>
+        </w:trPr>
+        <w:tc>
+          <w:tcPr>
+            <w:tcW w:w="4320" w:type="dxa"/>
+          </w:tcPr>
+          <w:p>
+            <w:r>
+              <w:t>5.00</w:t>
+            </w:r>
+          </w:p>
+        </w:tc>
+        <w:tc>
+          <w:tcPr>
+            <w:tcW w:w="4320" w:type="dxa"/>
+          </w:tcPr>
+          <w:p>
+            <w:r>
+              <w:t>Investigate</w:t>
+            </w:r>
+          </w:p>
+        </w:tc>
+      </w:tr>
+      <w:tr>
+        <w:trPr>
+          <w:jc w:val="center"/>
+        </w:trPr>
+        <w:tc>
+          <w:tcPr>
+            <w:tcW w:w="4320" w:type="dxa"/>
+          </w:tcPr>
+          <w:p>
+            <w:r>
+              <w:t>4.99</w:t>
+            </w:r>
+          </w:p>
+        </w:tc>
+        <w:tc>
+          <w:tcPr>
+            <w:tcW w:w="4320" w:type="dxa"/>
+          </w:tcPr>
+          <w:p>
+            <w:r>
+              <w:t>Monitor</w:t>
+            </w:r>
+          </w:p>
+        </w:tc>
+      </w:tr>
+      <w:tr>
+        <w:trPr>
+          <w:jc w:val="center"/>
+        </w:trPr>
+        <w:tc>
+          <w:tcPr>
+            <w:tcW w:w="4320" w:type="dxa"/>
+          </w:tcPr>
+          <w:p>
+            <w:r>
+              <w:t>0.00</w:t>
+            </w:r>
+          </w:p>
+        </w:tc>
+        <w:tc>
+          <w:tcPr>
+            <w:tcW w:w="4320" w:type="dxa"/>
+          </w:tcPr>
+          <w:p>
+            <w:r>
+              <w:t>Monitor</w:t>
+            </w:r>
+          </w:p>
+        </w:tc>
+      </w:tr>
+    </w:tbl>
+    <w:p/>
+    <w:p>
+      <w:r>
+        <w:t>Pass criteria: exact match at every boundary.</w:t>
+      </w:r>
+    </w:p>
+    <w:p>
+      <w:r>
+        <w:rPr>
+          <w:b/>
+          <w:color w:val="1A7A1A"/>
+        </w:rPr>
+        <w:t>Verdict: PASS</w:t>
+      </w:r>
+    </w:p>
+    <w:p>
+      <w:pPr>
+        <w:pStyle w:val="Heading1"/>
+      </w:pPr>
+      <w:r>
+        <w:t>TC5 / TC8 — Batch-Level Companions (live system run)</w:t>
+      </w:r>
+    </w:p>
+    <w:p>
+      <w:r>
+        <w:t>TC1–TC7 above are controlled, single-alert unit tests. The following two batch-level evaluations answer the same question ("does CAS beat CVSS?") at scale, across 200 simulated alerts per hospital scenario (ICU/Critical Care, General Ward/Radiology/Administration, Hospital-Wide Mixed) — 600 alerts total, 185 of them life-critical. These numbers come from an actual run of the live system: the real trained Random Forest + Isolation Forest + K-Means models (ai_server/models/), scored against the real held-out test set (1,614,182 rows under ai_server/data/test/), against the current shared/cas_config.json. Reproduce with: python Extra_Material/Test_Cases/run_hospital_scenarios_live.py.</w:t>
+      </w:r>
+    </w:p>
+    <w:p>
+      <w:pPr>
+        <w:pStyle w:val="Heading2"/>
+      </w:pPr>
+      <w:r>
+        <w:t>TC5 — Alert Ranking Accuracy / Fatigue Reduction</w:t>
+      </w:r>
+    </w:p>
+    <w:tbl>
+      <w:tblPr>
+        <w:tblStyle w:val="TableGrid"/>
+        <w:tblW w:w="0" w:type="auto"/>
+        <w:jc w:val="center"/>
+        <w:tblLook w:val="04A0" w:firstRow="1" w:lastRow="0" w:firstColumn="1" w:lastColumn="0" w:noHBand="0" w:noVBand="1"/>
+      </w:tblPr>
+      <w:tblGrid>
+        <w:gridCol w:w="1150"/>
+        <w:gridCol w:w="525"/>
+        <w:gridCol w:w="779"/>
+        <w:gridCol w:w="965"/>
+        <w:gridCol w:w="965"/>
+        <w:gridCol w:w="779"/>
+        <w:gridCol w:w="779"/>
+        <w:gridCol w:w="920"/>
+        <w:gridCol w:w="920"/>
+        <w:gridCol w:w="1074"/>
+      </w:tblGrid>
+      <w:tr>
+        <w:trPr>
+          <w:jc w:val="center"/>
+        </w:trPr>
+        <w:tc>
+          <w:tcPr>
+            <w:tcW w:w="864" w:type="dxa"/>
+            <w:shd w:val="clear" w:color="auto" w:fill="203864"/>
+          </w:tcPr>
+          <w:p>
+            <w:r>
+              <w:rPr>
+                <w:b/>
+                <w:color w:val="FFFFFF"/>
+              </w:rPr>
+              <w:t>Scenario</w:t>
+            </w:r>
+          </w:p>
+        </w:tc>
+        <w:tc>
+          <w:tcPr>
+            <w:tcW w:w="864" w:type="dxa"/>
+            <w:shd w:val="clear" w:color="auto" w:fill="203864"/>
+          </w:tcPr>
+          <w:p>
+            <w:r>
+              <w:rPr>
+                <w:b/>
+                <w:color w:val="FFFFFF"/>
+              </w:rPr>
+              <w:t>n</w:t>
+            </w:r>
+          </w:p>
+        </w:tc>
+        <w:tc>
+          <w:tcPr>
+            <w:tcW w:w="864" w:type="dxa"/>
+            <w:shd w:val="clear" w:color="auto" w:fill="203864"/>
+          </w:tcPr>
+          <w:p>
+            <w:r>
+              <w:rPr>
+                <w:b/>
+                <w:color w:val="FFFFFF"/>
+              </w:rPr>
+              <w:t>n life-critical</w:t>
+            </w:r>
+          </w:p>
+        </w:tc>
+        <w:tc>
+          <w:tcPr>
+            <w:tcW w:w="864" w:type="dxa"/>
+            <w:shd w:val="clear" w:color="auto" w:fill="203864"/>
+          </w:tcPr>
+          <w:p>
+            <w:r>
+              <w:rPr>
+                <w:b/>
+                <w:color w:val="FFFFFF"/>
+              </w:rPr>
+              <w:t>ARA@10 CAS</w:t>
+            </w:r>
+          </w:p>
+        </w:tc>
+        <w:tc>
+          <w:tcPr>
+            <w:tcW w:w="864" w:type="dxa"/>
+            <w:shd w:val="clear" w:color="auto" w:fill="203864"/>
+          </w:tcPr>
+          <w:p>
+            <w:r>
+              <w:rPr>
+                <w:b/>
+                <w:color w:val="FFFFFF"/>
+              </w:rPr>
+              <w:t>ARA@10 CVSS</w:t>
+            </w:r>
+          </w:p>
+        </w:tc>
+        <w:tc>
+          <w:tcPr>
+            <w:tcW w:w="864" w:type="dxa"/>
+            <w:shd w:val="clear" w:color="auto" w:fill="203864"/>
+          </w:tcPr>
+          <w:p>
+            <w:r>
+              <w:rPr>
+                <w:b/>
+                <w:color w:val="FFFFFF"/>
+              </w:rPr>
+              <w:t>MTCAI CAS</w:t>
+            </w:r>
+          </w:p>
+        </w:tc>
+        <w:tc>
+          <w:tcPr>
+            <w:tcW w:w="864" w:type="dxa"/>
+            <w:shd w:val="clear" w:color="auto" w:fill="203864"/>
+          </w:tcPr>
+          <w:p>
+            <w:r>
+              <w:rPr>
+                <w:b/>
+                <w:color w:val="FFFFFF"/>
+              </w:rPr>
+              <w:t>MTCAI CVSS</w:t>
+            </w:r>
+          </w:p>
+        </w:tc>
+        <w:tc>
+          <w:tcPr>
+            <w:tcW w:w="864" w:type="dxa"/>
+            <w:shd w:val="clear" w:color="auto" w:fill="203864"/>
+          </w:tcPr>
+          <w:p>
+            <w:r>
+              <w:rPr>
+                <w:b/>
+                <w:color w:val="FFFFFF"/>
+              </w:rPr>
+              <w:t>FPR@10 CAS</w:t>
+            </w:r>
+          </w:p>
+        </w:tc>
+        <w:tc>
+          <w:tcPr>
+            <w:tcW w:w="864" w:type="dxa"/>
+            <w:shd w:val="clear" w:color="auto" w:fill="203864"/>
+          </w:tcPr>
+          <w:p>
+            <w:r>
+              <w:rPr>
+                <w:b/>
+                <w:color w:val="FFFFFF"/>
+              </w:rPr>
+              <w:t>FPR@10 CVSS</w:t>
+            </w:r>
+          </w:p>
+        </w:tc>
+        <w:tc>
+          <w:tcPr>
+            <w:tcW w:w="864" w:type="dxa"/>
+            <w:shd w:val="clear" w:color="auto" w:fill="203864"/>
+          </w:tcPr>
+          <w:p>
+            <w:r>
+              <w:rPr>
+                <w:b/>
+                <w:color w:val="FFFFFF"/>
+              </w:rPr>
+              <w:t>Fatigue Reduction</w:t>
+            </w:r>
+          </w:p>
+        </w:tc>
+      </w:tr>
+      <w:tr>
+        <w:trPr>
+          <w:jc w:val="center"/>
+        </w:trPr>
+        <w:tc>
+          <w:tcPr>
+            <w:tcW w:w="864" w:type="dxa"/>
+          </w:tcPr>
+          <w:p>
+            <w:r>
+              <w:t>ICU / Critical Care</w:t>
+            </w:r>
+          </w:p>
+        </w:tc>
+        <w:tc>
+          <w:tcPr>
+            <w:tcW w:w="864" w:type="dxa"/>
+          </w:tcPr>
+          <w:p>
+            <w:r>
+              <w:t>200</w:t>
+            </w:r>
+          </w:p>
+        </w:tc>
+        <w:tc>
+          <w:tcPr>
+            <w:tcW w:w="864" w:type="dxa"/>
+          </w:tcPr>
+          <w:p>
+            <w:r>
+              <w:t>103</w:t>
+            </w:r>
+          </w:p>
+        </w:tc>
+        <w:tc>
+          <w:tcPr>
+            <w:tcW w:w="864" w:type="dxa"/>
+          </w:tcPr>
+          <w:p>
+            <w:r>
+              <w:t>9.71%</w:t>
+            </w:r>
+          </w:p>
+        </w:tc>
+        <w:tc>
+          <w:tcPr>
+            <w:tcW w:w="864" w:type="dxa"/>
+          </w:tcPr>
+          <w:p>
+            <w:r>
+              <w:t>6.8%</w:t>
+            </w:r>
+          </w:p>
+        </w:tc>
+        <w:tc>
+          <w:tcPr>
+            <w:tcW w:w="864" w:type="dxa"/>
+          </w:tcPr>
+          <w:p>
+            <w:r>
+              <w:t>66.7</w:t>
+            </w:r>
+          </w:p>
+        </w:tc>
+        <w:tc>
+          <w:tcPr>
+            <w:tcW w:w="864" w:type="dxa"/>
+          </w:tcPr>
+          <w:p>
+            <w:r>
+              <w:t>99.5</w:t>
+            </w:r>
+          </w:p>
+        </w:tc>
+        <w:tc>
+          <w:tcPr>
+            <w:tcW w:w="864" w:type="dxa"/>
+          </w:tcPr>
+          <w:p>
+            <w:r>
+              <w:t>0.0%</w:t>
+            </w:r>
+          </w:p>
+        </w:tc>
+        <w:tc>
+          <w:tcPr>
+            <w:tcW w:w="864" w:type="dxa"/>
+          </w:tcPr>
+          <w:p>
+            <w:r>
+              <w:t>30.0%</w:t>
+            </w:r>
+          </w:p>
+        </w:tc>
+        <w:tc>
+          <w:tcPr>
+            <w:tcW w:w="864" w:type="dxa"/>
+          </w:tcPr>
+          <w:p>
+            <w:r>
+              <w:t>100.0%</w:t>
+            </w:r>
+          </w:p>
+        </w:tc>
+      </w:tr>
+      <w:tr>
+        <w:trPr>
+          <w:jc w:val="center"/>
+        </w:trPr>
+        <w:tc>
+          <w:tcPr>
+            <w:tcW w:w="864" w:type="dxa"/>
+          </w:tcPr>
+          <w:p>
+            <w:r>
+              <w:t>General Ward / Admin</w:t>
+            </w:r>
+          </w:p>
+        </w:tc>
+        <w:tc>
+          <w:tcPr>
+            <w:tcW w:w="864" w:type="dxa"/>
+          </w:tcPr>
+          <w:p>
+            <w:r>
+              <w:t>200</w:t>
+            </w:r>
+          </w:p>
+        </w:tc>
+        <w:tc>
+          <w:tcPr>
+            <w:tcW w:w="864" w:type="dxa"/>
+          </w:tcPr>
+          <w:p>
+            <w:r>
+              <w:t>24</w:t>
+            </w:r>
+          </w:p>
+        </w:tc>
+        <w:tc>
+          <w:tcPr>
+            <w:tcW w:w="864" w:type="dxa"/>
+          </w:tcPr>
+          <w:p>
+            <w:r>
+              <w:t>20.83%</w:t>
+            </w:r>
+          </w:p>
+        </w:tc>
+        <w:tc>
+          <w:tcPr>
+            <w:tcW w:w="864" w:type="dxa"/>
+          </w:tcPr>
+          <w:p>
+            <w:r>
+              <w:t>8.33%</w:t>
+            </w:r>
+          </w:p>
+        </w:tc>
+        <w:tc>
+          <w:tcPr>
+            <w:tcW w:w="864" w:type="dxa"/>
+          </w:tcPr>
+          <w:p>
+            <w:r>
+              <w:t>36.3</w:t>
+            </w:r>
+          </w:p>
+        </w:tc>
+        <w:tc>
+          <w:tcPr>
+            <w:tcW w:w="864" w:type="dxa"/>
+          </w:tcPr>
+          <w:p>
+            <w:r>
+              <w:t>102.0</w:t>
+            </w:r>
+          </w:p>
+        </w:tc>
+        <w:tc>
+          <w:tcPr>
+            <w:tcW w:w="864" w:type="dxa"/>
+          </w:tcPr>
+          <w:p>
+            <w:r>
+              <w:t>50.0%</w:t>
+            </w:r>
+          </w:p>
+        </w:tc>
+        <w:tc>
+          <w:tcPr>
+            <w:tcW w:w="864" w:type="dxa"/>
+          </w:tcPr>
+          <w:p>
+            <w:r>
+              <w:t>80.0%</w:t>
+            </w:r>
+          </w:p>
+        </w:tc>
+        <w:tc>
+          <w:tcPr>
+            <w:tcW w:w="864" w:type="dxa"/>
+          </w:tcPr>
+          <w:p>
+            <w:r>
+              <w:t>37.5%</w:t>
+            </w:r>
+          </w:p>
+        </w:tc>
+      </w:tr>
+      <w:tr>
+        <w:trPr>
+          <w:jc w:val="center"/>
+        </w:trPr>
+        <w:tc>
+          <w:tcPr>
+            <w:tcW w:w="864" w:type="dxa"/>
+          </w:tcPr>
+          <w:p>
+            <w:r>
+              <w:t>Hospital-</w:t>
+            </w:r>
+            <w:r>
+              <w:lastRenderedPageBreak/>
+              <w:t>Wide Mixed</w:t>
+            </w:r>
+          </w:p>
+        </w:tc>
+        <w:tc>
+          <w:tcPr>
+            <w:tcW w:w="864" w:type="dxa"/>
+          </w:tcPr>
+          <w:p>
+            <w:r>
+              <w:lastRenderedPageBreak/>
+              <w:t>20</w:t>
+            </w:r>
+            <w:r>
+              <w:lastRenderedPageBreak/>
+              <w:t>0</w:t>
+            </w:r>
+          </w:p>
+        </w:tc>
+        <w:tc>
+          <w:tcPr>
+            <w:tcW w:w="864" w:type="dxa"/>
+          </w:tcPr>
+          <w:p>
+            <w:r>
+              <w:lastRenderedPageBreak/>
+              <w:t>58</w:t>
+            </w:r>
+          </w:p>
+        </w:tc>
+        <w:tc>
+          <w:tcPr>
+            <w:tcW w:w="864" w:type="dxa"/>
+          </w:tcPr>
+          <w:p>
+            <w:r>
+              <w:t>17.24%</w:t>
+            </w:r>
+          </w:p>
+        </w:tc>
+        <w:tc>
+          <w:tcPr>
+            <w:tcW w:w="864" w:type="dxa"/>
+          </w:tcPr>
+          <w:p>
+            <w:r>
+              <w:t>8.62%</w:t>
+            </w:r>
+          </w:p>
+        </w:tc>
+        <w:tc>
+          <w:tcPr>
+            <w:tcW w:w="864" w:type="dxa"/>
+          </w:tcPr>
+          <w:p>
+            <w:r>
+              <w:t>54.8</w:t>
+            </w:r>
+          </w:p>
+        </w:tc>
+        <w:tc>
+          <w:tcPr>
+            <w:tcW w:w="864" w:type="dxa"/>
+          </w:tcPr>
+          <w:p>
+            <w:r>
+              <w:t>110.0</w:t>
+            </w:r>
+          </w:p>
+        </w:tc>
+        <w:tc>
+          <w:tcPr>
+            <w:tcW w:w="864" w:type="dxa"/>
+          </w:tcPr>
+          <w:p>
+            <w:r>
+              <w:t>0.0%</w:t>
+            </w:r>
+          </w:p>
+        </w:tc>
+        <w:tc>
+          <w:tcPr>
+            <w:tcW w:w="864" w:type="dxa"/>
+          </w:tcPr>
+          <w:p>
+            <w:r>
+              <w:t>50.0%</w:t>
+            </w:r>
+          </w:p>
+        </w:tc>
+        <w:tc>
+          <w:tcPr>
+            <w:tcW w:w="864" w:type="dxa"/>
+          </w:tcPr>
+          <w:p>
+            <w:r>
+              <w:t>100.0%</w:t>
+            </w:r>
+          </w:p>
+        </w:tc>
+      </w:tr>
+      <w:tr>
+        <w:trPr>
+          <w:jc w:val="center"/>
+        </w:trPr>
+        <w:tc>
+          <w:tcPr>
+            <w:tcW w:w="864" w:type="dxa"/>
+          </w:tcPr>
+          <w:p>
+            <w:r>
+              <w:t>ALL COMBINED</w:t>
+            </w:r>
+          </w:p>
+        </w:tc>
+        <w:tc>
+          <w:tcPr>
+            <w:tcW w:w="864" w:type="dxa"/>
+          </w:tcPr>
+          <w:p>
+            <w:r>
+              <w:t>600</w:t>
+            </w:r>
+          </w:p>
+        </w:tc>
+        <w:tc>
+          <w:tcPr>
+            <w:tcW w:w="864" w:type="dxa"/>
+          </w:tcPr>
+          <w:p>
+            <w:r>
+              <w:t>185</w:t>
+            </w:r>
+          </w:p>
+        </w:tc>
+        <w:tc>
+          <w:tcPr>
+            <w:tcW w:w="864" w:type="dxa"/>
+          </w:tcPr>
+          <w:p>
+            <w:r>
+              <w:t>5.41%</w:t>
+            </w:r>
+          </w:p>
+        </w:tc>
+        <w:tc>
+          <w:tcPr>
+            <w:tcW w:w="864" w:type="dxa"/>
+          </w:tcPr>
+          <w:p>
+            <w:r>
+              <w:t>3.78%</w:t>
+            </w:r>
+          </w:p>
+        </w:tc>
+        <w:tc>
+          <w:tcPr>
+            <w:tcW w:w="864" w:type="dxa"/>
+          </w:tcPr>
+          <w:p>
+            <w:r>
+              <w:t>150.2</w:t>
+            </w:r>
+          </w:p>
+        </w:tc>
+        <w:tc>
+          <w:tcPr>
+            <w:tcW w:w="864" w:type="dxa"/>
+          </w:tcPr>
+          <w:p>
+            <w:r>
+              <w:t>266.0</w:t>
+            </w:r>
+          </w:p>
+        </w:tc>
+        <w:tc>
+          <w:tcPr>
+            <w:tcW w:w="864" w:type="dxa"/>
+          </w:tcPr>
+          <w:p>
+            <w:r>
+              <w:t>0.0%</w:t>
+            </w:r>
+          </w:p>
+        </w:tc>
+        <w:tc>
+          <w:tcPr>
+            <w:tcW w:w="864" w:type="dxa"/>
+          </w:tcPr>
+          <w:p>
+            <w:r>
+              <w:t>30.0%</w:t>
+            </w:r>
+          </w:p>
+        </w:tc>
+        <w:tc>
+          <w:tcPr>
+            <w:tcW w:w="864" w:type="dxa"/>
+          </w:tcPr>
+          <w:p>
+            <w:r>
+              <w:t>100.0%</w:t>
+            </w:r>
+          </w:p>
+        </w:tc>
+      </w:tr>
+    </w:tbl>
+    <w:p/>
+    <w:p>
+      <w:r>
+        <w:t>Across all 600 alerts: 5.41% of life-critical alerts land in the CAS top-10 vs 3.78% under CVSS; the mean rank of a life-critical alert improves from 266.0 (CVSS) to 150.2 (CAS); and 0.0% of CAS's top-10 alerts are low-priority, versus 30.0% under CVSS — a 100% relative Alert Fatigue Reduction. CAS wins on every metric in every scenario except one (General Ward's FPR@10, where CAS still nearly halves CVSS's 80% down to 50%) — the aggregate, system-level version of TC4's single-alert ranking inversion.</w:t>
+      </w:r>
+    </w:p>
+    <w:p>
+      <w:r>
+        <w:rPr>
           <w:noProof/>
         </w:rPr>
         <w:drawing>
-          <wp:inline distT="0" distB="0" distL="0" distR="0" wp14:anchorId="4986A817" wp14:editId="4DEB4B21">
-            <wp:extent cx="5669280" cy="2180040"/>
+          <wp:inline distT="0" distB="0" distL="0" distR="0" wp14:anchorId="648BA8E2" wp14:editId="5CDACB1A">
+            <wp:extent cx="5760720" cy="2212429"/>
             <wp:effectExtent l="0" t="0" r="0" b="0"/>
             <wp:docPr id="1" name="Picture 1"/>
             <wp:cNvGraphicFramePr>
@@ -1612,7 +2267,7 @@
                   <pic:spPr>
                     <a:xfrm>
                       <a:off x="0" y="0"/>
-                      <a:ext cx="5669280" cy="2180040"/>
+                      <a:ext cx="5760720" cy="2212429"/>
                     </a:xfrm>
                     <a:prstGeom prst="rect">
                       <a:avLst/>
@@ -1625,181 +2280,34 @@
         </w:drawing>
       </w:r>
     </w:p>
+    <w:p/>
     <w:p>
       <w:pPr>
-        <w:ind w:left="283"/>
+        <w:pStyle w:val="Heading2"/>
       </w:pPr>
       <w:r>
-        <w:rPr>
-          <w:b/>
-          <w:color w:val="1F335A"/>
-          <w:sz w:val="21"/>
-        </w:rPr>
-        <w:t xml:space="preserve">→ A note on the combined (all-scenarios) numbers: </w:t>
-      </w:r>
-      <w:r>
-        <w:rPr>
-          <w:i/>
-          <w:sz w:val="21"/>
-        </w:rPr>
-        <w:t>If you pool all 600 alerts into one queue, the top-10-of-600 bar is much harder to clear than each scenario's own top-10-of-200, so the pooled percentages look smaller than each scenario's individual number. That is expected arithmetic, not an error — CAS still beats CVSS on the pooled numbers too (5.4% vs 3.8%), it's just a stricter test. Lead with the per-scenario numbers when presenting; mention the pooled number as the ‘hospital-wide, stricter’ version if asked.</w:t>
+        <w:t>TC8 — Weight-Perturbation Rank Stability</w:t>
       </w:r>
     </w:p>
     <w:p>
       <w:r>
-        <w:br w:type="page"/>
+        <w:t>Each CAS weight (TR/CC/TS/AE/TC) perturbed by ±0.05 (renormalized to sum to 1.0), CAS recomputed per alert, and compared to the baseline-weight CAS via Spearman rank correlation — the more operationally meaningful stability metric, since SOC triage order is what actually matters.</w:t>
       </w:r>
     </w:p>
     <w:p>
-      <w:pPr>
-        <w:pStyle w:val="Heading1"/>
-      </w:pPr>
       <w:r>
-        <w:lastRenderedPageBreak/>
-        <w:t>5. Level 3 — Robustness Test Case</w:t>
+        <w:t>Largest mean score shift from a single perturbation: 0.234 points (AE, Δ=−0.05). Least rank-stable perturbation (AE, Δ=+0.05) still preserves a Spearman rank correlation of 0.982 against the baseline-weight ranking — every other dimension stays above 0.99. CAS's prioritisation order does not flip under plausible re-weighting, a robustness property CVSS has no equivalent mechanism to even test, since it carries no tunable weight vector at all.</w:t>
       </w:r>
     </w:p>
     <w:p>
       <w:r>
         <w:rPr>
-          <w:b/>
-          <w:color w:val="1F335A"/>
-          <w:sz w:val="26"/>
-        </w:rPr>
-        <w:t>TC-R1  —  If the formula's weights were slightly wrong, would the conclusion fall apart?</w:t>
-      </w:r>
-    </w:p>
-    <w:p>
-      <w:r>
-        <w:rPr>
-          <w:b/>
-        </w:rPr>
-        <w:t xml:space="preserve">Setup: </w:t>
-      </w:r>
-      <w:r>
-        <w:t>each of the formula's five weights was nudged up and down by 5%, one at a time (10 trials total), and every alert was re-scored and re-ranked.</w:t>
-      </w:r>
-    </w:p>
-    <w:p>
-      <w:r>
-        <w:rPr>
-          <w:b/>
-        </w:rPr>
-        <w:t xml:space="preserve">Pass rule (decided in advance): </w:t>
-      </w:r>
-      <w:r>
-        <w:t>the alert ordering must stay at least 95% the same as before the nudge, in all 10 trials.</w:t>
-      </w:r>
-    </w:p>
-    <w:p>
-      <w:r>
-        <w:rPr>
-          <w:b/>
-        </w:rPr>
-        <w:t xml:space="preserve">Actual result: </w:t>
-      </w:r>
-      <w:r>
-        <w:t>the worst of the 10 trials still kept 98.2% of the original ordering — comfortably above the 95% bar, in every trial.</w:t>
-      </w:r>
-    </w:p>
-    <w:tbl>
-      <w:tblPr>
-        <w:tblStyle w:val="LightGrid-Accent1"/>
-        <w:tblW w:w="0" w:type="auto"/>
-        <w:jc w:val="center"/>
-        <w:tblLook w:val="04A0" w:firstRow="1" w:lastRow="0" w:firstColumn="1" w:lastColumn="0" w:noHBand="0" w:noVBand="1"/>
-      </w:tblPr>
-      <w:tblGrid>
-        <w:gridCol w:w="5043"/>
-        <w:gridCol w:w="5043"/>
-      </w:tblGrid>
-      <w:tr>
-        <w:trPr>
-          <w:cnfStyle w:val="100000000000" w:firstRow="1" w:lastRow="0" w:firstColumn="0" w:lastColumn="0" w:oddVBand="0" w:evenVBand="0" w:oddHBand="0" w:evenHBand="0" w:firstRowFirstColumn="0" w:firstRowLastColumn="0" w:lastRowFirstColumn="0" w:lastRowLastColumn="0"/>
-          <w:jc w:val="center"/>
-        </w:trPr>
-        <w:tc>
-          <w:tcPr>
-            <w:cnfStyle w:val="001000000000" w:firstRow="0" w:lastRow="0" w:firstColumn="1" w:lastColumn="0" w:oddVBand="0" w:evenVBand="0" w:oddHBand="0" w:evenHBand="0" w:firstRowFirstColumn="0" w:firstRowLastColumn="0" w:lastRowFirstColumn="0" w:lastRowLastColumn="0"/>
-            <w:tcW w:w="5043" w:type="dxa"/>
-          </w:tcPr>
-          <w:p>
-            <w:r>
-              <w:rPr>
-                <w:sz w:val="20"/>
-              </w:rPr>
-              <w:t>Result</w:t>
-            </w:r>
-          </w:p>
-        </w:tc>
-        <w:tc>
-          <w:tcPr>
-            <w:tcW w:w="5043" w:type="dxa"/>
-          </w:tcPr>
-          <w:p>
-            <w:pPr>
-              <w:cnfStyle w:val="100000000000" w:firstRow="1" w:lastRow="0" w:firstColumn="0" w:lastColumn="0" w:oddVBand="0" w:evenVBand="0" w:oddHBand="0" w:evenHBand="0" w:firstRowFirstColumn="0" w:firstRowLastColumn="0" w:lastRowFirstColumn="0" w:lastRowLastColumn="0"/>
-            </w:pPr>
-            <w:r>
-              <w:rPr>
-                <w:sz w:val="20"/>
-              </w:rPr>
-              <w:t>Verdict</w:t>
-            </w:r>
-          </w:p>
-        </w:tc>
-      </w:tr>
-      <w:tr>
-        <w:trPr>
-          <w:cnfStyle w:val="000000100000" w:firstRow="0" w:lastRow="0" w:firstColumn="0" w:lastColumn="0" w:oddVBand="0" w:evenVBand="0" w:oddHBand="1" w:evenHBand="0" w:firstRowFirstColumn="0" w:firstRowLastColumn="0" w:lastRowFirstColumn="0" w:lastRowLastColumn="0"/>
-          <w:jc w:val="center"/>
-        </w:trPr>
-        <w:tc>
-          <w:tcPr>
-            <w:cnfStyle w:val="001000000000" w:firstRow="0" w:lastRow="0" w:firstColumn="1" w:lastColumn="0" w:oddVBand="0" w:evenVBand="0" w:oddHBand="0" w:evenHBand="0" w:firstRowFirstColumn="0" w:firstRowLastColumn="0" w:lastRowFirstColumn="0" w:lastRowLastColumn="0"/>
-            <w:tcW w:w="5043" w:type="dxa"/>
-          </w:tcPr>
-          <w:p>
-            <w:r>
-              <w:rPr>
-                <w:b w:val="0"/>
-                <w:sz w:val="20"/>
-              </w:rPr>
-              <w:t>10 / 10 trials ≥ 95% rank agreement</w:t>
-            </w:r>
-          </w:p>
-        </w:tc>
-        <w:tc>
-          <w:tcPr>
-            <w:tcW w:w="5043" w:type="dxa"/>
-          </w:tcPr>
-          <w:p>
-            <w:pPr>
-              <w:cnfStyle w:val="000000100000" w:firstRow="0" w:lastRow="0" w:firstColumn="0" w:lastColumn="0" w:oddVBand="0" w:evenVBand="0" w:oddHBand="1" w:evenHBand="0" w:firstRowFirstColumn="0" w:firstRowLastColumn="0" w:lastRowFirstColumn="0" w:lastRowLastColumn="0"/>
-            </w:pPr>
-            <w:r>
-              <w:rPr>
-                <w:b/>
-                <w:color w:val="15803D"/>
-                <w:sz w:val="20"/>
-              </w:rPr>
-              <w:t>PASS</w:t>
-            </w:r>
-          </w:p>
-        </w:tc>
-      </w:tr>
-    </w:tbl>
-    <w:p>
-      <w:pPr>
-        <w:jc w:val="center"/>
-      </w:pPr>
-      <w:r>
-        <w:rPr>
           <w:noProof/>
         </w:rPr>
+        <w:lastRenderedPageBreak/>
         <w:drawing>
-          <wp:inline distT="0" distB="0" distL="0" distR="0" wp14:anchorId="56AE1A7C" wp14:editId="703AFDA8">
-            <wp:extent cx="5120640" cy="2805988"/>
+          <wp:inline distT="0" distB="0" distL="0" distR="0" wp14:anchorId="50AE9EF4" wp14:editId="5614CFCE">
+            <wp:extent cx="5486400" cy="3003866"/>
             <wp:effectExtent l="0" t="0" r="0" b="0"/>
             <wp:docPr id="2" name="Picture 2"/>
             <wp:cNvGraphicFramePr>
@@ -1821,7 +2329,7 @@
                   <pic:spPr>
                     <a:xfrm>
                       <a:off x="0" y="0"/>
-                      <a:ext cx="5120640" cy="2805988"/>
+                      <a:ext cx="5486400" cy="3003866"/>
                     </a:xfrm>
                     <a:prstGeom prst="rect">
                       <a:avLst/>
@@ -1834,9 +2342,10 @@
         </w:drawing>
       </w:r>
     </w:p>
+    <w:p/>
     <w:p>
       <w:r>
-        <w:br w:type="page"/>
+        <w:t>Full data: hospital_scenarios_raw.csv (per-alert raw data), caap_vs_cvss_results.csv, cas_sensitivity_analysis.csv, and live_run_summary.md — all in Extra_Material/Test_Cases/. Re-run run_hospital_scenarios_live.py after any change to shared/cas_config.json or the trained models to refresh these numbers.</w:t>
       </w:r>
     </w:p>
     <w:p>
@@ -1844,132 +2353,561 @@
         <w:pStyle w:val="Heading1"/>
       </w:pPr>
       <w:r>
-        <w:lastRenderedPageBreak/>
-        <w:t>6. Full Scoreboard</w:t>
+        <w:t>Summary</w:t>
       </w:r>
     </w:p>
-    <w:p>
-      <w:r>
-        <w:rPr>
-          <w:sz w:val="26"/>
-        </w:rPr>
-        <w:t xml:space="preserve">5 unit-level test cases + 3 scenario-level test cases (9 sub-checks) + 1 robustness test case (10 trials) = </w:t>
-      </w:r>
-      <w:r>
-        <w:rPr>
-          <w:b/>
-          <w:color w:val="15803D"/>
-          <w:sz w:val="26"/>
-        </w:rPr>
-        <w:t>24 individual pass/fail checks. 24 passed. 0 failed.</w:t>
-      </w:r>
-    </w:p>
-    <w:p>
-      <w:r>
-        <w:br w:type="page"/>
-      </w:r>
-    </w:p>
-    <w:p>
-      <w:pPr>
-        <w:pStyle w:val="Heading1"/>
-      </w:pPr>
-      <w:r>
-        <w:lastRenderedPageBreak/>
-        <w:t>7. Anticipated Questions (Prepare These Answers)</w:t>
-      </w:r>
-    </w:p>
-    <w:p>
-      <w:r>
-        <w:rPr>
-          <w:b/>
-          <w:color w:val="1F335A"/>
-        </w:rPr>
-        <w:t>Q: Why not use real hospital incident data instead of simulated device assignments?</w:t>
-      </w:r>
-    </w:p>
-    <w:p>
-      <w:r>
-        <w:t>A: Because that dataset doesn't exist publicly — no one publishes ‘this exact attack hit this exact named hospital device’ records, for obvious privacy and security reasons. The attack traffic and the detection models are real; only the device assignment is simulated, and it's simulated using a device list that is itself justified from published sources (FDA device classes, clinical engineering literature), not invented.</w:t>
-      </w:r>
-    </w:p>
+    <w:tbl>
+      <w:tblPr>
+        <w:tblStyle w:val="TableGrid"/>
+        <w:tblW w:w="0" w:type="auto"/>
+        <w:jc w:val="center"/>
+        <w:tblLook w:val="04A0" w:firstRow="1" w:lastRow="0" w:firstColumn="1" w:lastColumn="0" w:noHBand="0" w:noVBand="1"/>
+      </w:tblPr>
+      <w:tblGrid>
+        <w:gridCol w:w="1728"/>
+        <w:gridCol w:w="1728"/>
+        <w:gridCol w:w="1728"/>
+        <w:gridCol w:w="1728"/>
+        <w:gridCol w:w="1728"/>
+      </w:tblGrid>
+      <w:tr>
+        <w:trPr>
+          <w:jc w:val="center"/>
+        </w:trPr>
+        <w:tc>
+          <w:tcPr>
+            <w:tcW w:w="1728" w:type="dxa"/>
+            <w:shd w:val="clear" w:color="auto" w:fill="203864"/>
+          </w:tcPr>
+          <w:p>
+            <w:r>
+              <w:rPr>
+                <w:b/>
+                <w:color w:val="FFFFFF"/>
+              </w:rPr>
+              <w:t>Test Case</w:t>
+            </w:r>
+          </w:p>
+        </w:tc>
+        <w:tc>
+          <w:tcPr>
+            <w:tcW w:w="1728" w:type="dxa"/>
+            <w:shd w:val="clear" w:color="auto" w:fill="203864"/>
+          </w:tcPr>
+          <w:p>
+            <w:r>
+              <w:rPr>
+                <w:b/>
+                <w:color w:val="FFFFFF"/>
+              </w:rPr>
+              <w:t>Dimension isolated</w:t>
+            </w:r>
+          </w:p>
+        </w:tc>
+        <w:tc>
+          <w:tcPr>
+            <w:tcW w:w="1728" w:type="dxa"/>
+            <w:shd w:val="clear" w:color="auto" w:fill="203864"/>
+          </w:tcPr>
+          <w:p>
+            <w:r>
+              <w:rPr>
+                <w:b/>
+                <w:color w:val="FFFFFF"/>
+              </w:rPr>
+              <w:t>CVSS behavior</w:t>
+            </w:r>
+          </w:p>
+        </w:tc>
+        <w:tc>
+          <w:tcPr>
+            <w:tcW w:w="1728" w:type="dxa"/>
+            <w:shd w:val="clear" w:color="auto" w:fill="203864"/>
+          </w:tcPr>
+          <w:p>
+            <w:r>
+              <w:rPr>
+                <w:b/>
+                <w:color w:val="FFFFFF"/>
+              </w:rPr>
+              <w:t>CAS behavior</w:t>
+            </w:r>
+          </w:p>
+        </w:tc>
+        <w:tc>
+          <w:tcPr>
+            <w:tcW w:w="1728" w:type="dxa"/>
+            <w:shd w:val="clear" w:color="auto" w:fill="203864"/>
+          </w:tcPr>
+          <w:p>
+            <w:r>
+              <w:rPr>
+                <w:b/>
+                <w:color w:val="FFFFFF"/>
+              </w:rPr>
+              <w:t>Verdict</w:t>
+            </w:r>
+          </w:p>
+        </w:tc>
+      </w:tr>
+      <w:tr>
+        <w:trPr>
+          <w:jc w:val="center"/>
+        </w:trPr>
+        <w:tc>
+          <w:tcPr>
+            <w:tcW w:w="1728" w:type="dxa"/>
+          </w:tcPr>
+          <w:p>
+            <w:r>
+              <w:t>TC1</w:t>
+            </w:r>
+          </w:p>
+        </w:tc>
+        <w:tc>
+          <w:tcPr>
+            <w:tcW w:w="1728" w:type="dxa"/>
+          </w:tcPr>
+          <w:p>
+            <w:r>
+              <w:t>CC (device criticality)</w:t>
+            </w:r>
+          </w:p>
+        </w:tc>
+        <w:tc>
+          <w:tcPr>
+            <w:tcW w:w="1728" w:type="dxa"/>
+          </w:tcPr>
+          <w:p>
+            <w:r>
+              <w:t>Constant (7.5)</w:t>
+            </w:r>
+          </w:p>
+        </w:tc>
+        <w:tc>
+          <w:tcPr>
+            <w:tcW w:w="1728" w:type="dxa"/>
+          </w:tcPr>
+          <w:p>
+            <w:r>
+              <w:t>9.2 vs 6.8</w:t>
+            </w:r>
+          </w:p>
+        </w:tc>
+        <w:tc>
+          <w:tcPr>
+            <w:tcW w:w="1728" w:type="dxa"/>
+          </w:tcPr>
+          <w:p>
+            <w:r>
+              <w:t>PASS</w:t>
+            </w:r>
+          </w:p>
+        </w:tc>
+      </w:tr>
+      <w:tr>
+        <w:trPr>
+          <w:jc w:val="center"/>
+        </w:trPr>
+        <w:tc>
+          <w:tcPr>
+            <w:tcW w:w="1728" w:type="dxa"/>
+          </w:tcPr>
+          <w:p>
+            <w:r>
+              <w:t>TC2</w:t>
+            </w:r>
+          </w:p>
+        </w:tc>
+        <w:tc>
+          <w:tcPr>
+            <w:tcW w:w="1728" w:type="dxa"/>
+          </w:tcPr>
+          <w:p>
+            <w:r>
+              <w:t>TC (temporal context)</w:t>
+            </w:r>
+          </w:p>
+        </w:tc>
+        <w:tc>
+          <w:tcPr>
+            <w:tcW w:w="1728" w:type="dxa"/>
+          </w:tcPr>
+          <w:p>
+            <w:r>
+              <w:t>Constant (6.5)</w:t>
+            </w:r>
+          </w:p>
+        </w:tc>
+        <w:tc>
+          <w:tcPr>
+            <w:tcW w:w="1728" w:type="dxa"/>
+          </w:tcPr>
+          <w:p>
+            <w:r>
+              <w:t>7.4 vs 8.2</w:t>
+            </w:r>
+          </w:p>
+        </w:tc>
+        <w:tc>
+          <w:tcPr>
+            <w:tcW w:w="1728" w:type="dxa"/>
+          </w:tcPr>
+          <w:p>
+            <w:r>
+              <w:t>PASS</w:t>
+            </w:r>
+          </w:p>
+        </w:tc>
+      </w:tr>
+      <w:tr>
+        <w:trPr>
+          <w:jc w:val="center"/>
+        </w:trPr>
+        <w:tc>
+          <w:tcPr>
+            <w:tcW w:w="1728" w:type="dxa"/>
+          </w:tcPr>
+          <w:p>
+            <w:r>
+              <w:t>TC3</w:t>
+            </w:r>
+          </w:p>
+        </w:tc>
+        <w:tc>
+          <w:tcPr>
+            <w:tcW w:w="1728" w:type="dxa"/>
+          </w:tcPr>
+          <w:p>
+            <w:r>
+              <w:t>TR (detection confidence)</w:t>
+            </w:r>
+          </w:p>
+        </w:tc>
+        <w:tc>
+          <w:tcPr>
+            <w:tcW w:w="1728" w:type="dxa"/>
+          </w:tcPr>
+          <w:p>
+            <w:r>
+              <w:t>Constant (8.1)</w:t>
+            </w:r>
+          </w:p>
+        </w:tc>
+        <w:tc>
+          <w:tcPr>
+            <w:tcW w:w="1728" w:type="dxa"/>
+          </w:tcPr>
+          <w:p>
+            <w:r>
+              <w:t>8.8 vs 7.3</w:t>
+            </w:r>
+          </w:p>
+        </w:tc>
+        <w:tc>
+          <w:tcPr>
+            <w:tcW w:w="1728" w:type="dxa"/>
+          </w:tcPr>
+          <w:p>
+            <w:r>
+              <w:t>PASS</w:t>
+            </w:r>
+          </w:p>
+        </w:tc>
+      </w:tr>
+      <w:tr>
+        <w:trPr>
+          <w:jc w:val="center"/>
+        </w:trPr>
+        <w:tc>
+          <w:tcPr>
+            <w:tcW w:w="1728" w:type="dxa"/>
+          </w:tcPr>
+          <w:p>
+            <w:r>
+              <w:t>TC4</w:t>
+            </w:r>
+          </w:p>
+        </w:tc>
+        <w:tc>
+          <w:tcPr>
+            <w:tcW w:w="1728" w:type="dxa"/>
+          </w:tcPr>
+          <w:p>
+            <w:r>
+              <w:t>Combined (ranking)</w:t>
+            </w:r>
+          </w:p>
+        </w:tc>
+        <w:tc>
+          <w:tcPr>
+            <w:tcW w:w="1728" w:type="dxa"/>
+          </w:tcPr>
+          <w:p>
+            <w:r>
+              <w:t>3.1 &lt; 7.5</w:t>
+            </w:r>
+          </w:p>
+        </w:tc>
+        <w:tc>
+          <w:tcPr>
+            <w:tcW w:w="1728" w:type="dxa"/>
+          </w:tcPr>
+          <w:p>
+            <w:r>
+              <w:t>7.4 &gt; 6.8 (inverted)</w:t>
+            </w:r>
+          </w:p>
+        </w:tc>
+        <w:tc>
+          <w:tcPr>
+            <w:tcW w:w="1728" w:type="dxa"/>
+          </w:tcPr>
+          <w:p>
+            <w:r>
+              <w:t>PASS</w:t>
+            </w:r>
+          </w:p>
+        </w:tc>
+      </w:tr>
+      <w:tr>
+        <w:trPr>
+          <w:jc w:val="center"/>
+        </w:trPr>
+        <w:tc>
+          <w:tcPr>
+            <w:tcW w:w="1728" w:type="dxa"/>
+          </w:tcPr>
+          <w:p>
+            <w:r>
+              <w:t>TC6</w:t>
+            </w:r>
+          </w:p>
+        </w:tc>
+        <w:tc>
+          <w:tcPr>
+            <w:tcW w:w="1728" w:type="dxa"/>
+          </w:tcPr>
+          <w:p>
+            <w:r>
+              <w:t>AE / label override</w:t>
+            </w:r>
+          </w:p>
+        </w:tc>
+        <w:tc>
+          <w:tcPr>
+            <w:tcW w:w="1728" w:type="dxa"/>
+          </w:tcPr>
+          <w:p>
+            <w:r>
+              <w:t>0.0</w:t>
+            </w:r>
+          </w:p>
+        </w:tc>
+        <w:tc>
+          <w:tcPr>
+            <w:tcW w:w="1728" w:type="dxa"/>
+          </w:tcPr>
+          <w:p>
+            <w:r>
+              <w:t>Monitor (safe)</w:t>
+            </w:r>
+          </w:p>
+        </w:tc>
+        <w:tc>
+          <w:tcPr>
+            <w:tcW w:w="1728" w:type="dxa"/>
+          </w:tcPr>
+          <w:p>
+            <w:r>
+              <w:t>PASS</w:t>
+            </w:r>
+          </w:p>
+        </w:tc>
+      </w:tr>
+      <w:tr>
+        <w:trPr>
+          <w:jc w:val="center"/>
+        </w:trPr>
+        <w:tc>
+          <w:tcPr>
+            <w:tcW w:w="1728" w:type="dxa"/>
+          </w:tcPr>
+          <w:p>
+            <w:r>
+              <w:t>TC7</w:t>
+            </w:r>
+          </w:p>
+        </w:tc>
+        <w:tc>
+          <w:tcPr>
+            <w:tcW w:w="1728" w:type="dxa"/>
+          </w:tcPr>
+          <w:p>
+            <w:r>
+              <w:t>Threshold boundaries</w:t>
+            </w:r>
+          </w:p>
+        </w:tc>
+        <w:tc>
+          <w:tcPr>
+            <w:tcW w:w="1728" w:type="dxa"/>
+          </w:tcPr>
+          <w:p>
+            <w:r>
+              <w:t>n/a</w:t>
+            </w:r>
+          </w:p>
+        </w:tc>
+        <w:tc>
+          <w:tcPr>
+            <w:tcW w:w="1728" w:type="dxa"/>
+          </w:tcPr>
+          <w:p>
+            <w:r>
+              <w:t>exact</w:t>
+            </w:r>
+          </w:p>
+        </w:tc>
+        <w:tc>
+          <w:tcPr>
+            <w:tcW w:w="1728" w:type="dxa"/>
+          </w:tcPr>
+          <w:p>
+            <w:r>
+              <w:t>PASS</w:t>
+            </w:r>
+          </w:p>
+        </w:tc>
+      </w:tr>
+      <w:tr>
+        <w:trPr>
+          <w:jc w:val="center"/>
+        </w:trPr>
+        <w:tc>
+          <w:tcPr>
+            <w:tcW w:w="1728" w:type="dxa"/>
+          </w:tcPr>
+          <w:p>
+            <w:r>
+              <w:t>TC5</w:t>
+            </w:r>
+          </w:p>
+        </w:tc>
+        <w:tc>
+          <w:tcPr>
+            <w:tcW w:w="1728" w:type="dxa"/>
+          </w:tcPr>
+          <w:p>
+            <w:r>
+              <w:t>Batch ranking accuracy (live, n=600)</w:t>
+            </w:r>
+          </w:p>
+        </w:tc>
+        <w:tc>
+          <w:tcPr>
+            <w:tcW w:w="1728" w:type="dxa"/>
+          </w:tcPr>
+          <w:p>
+            <w:r>
+              <w:t>ARA@10 3.78%, FPR@10 30.0%</w:t>
+            </w:r>
+          </w:p>
+        </w:tc>
+        <w:tc>
+          <w:tcPr>
+            <w:tcW w:w="1728" w:type="dxa"/>
+          </w:tcPr>
+          <w:p>
+            <w:r>
+              <w:t>ARA@10 5.41%, FPR@10 0.0%</w:t>
+            </w:r>
+          </w:p>
+        </w:tc>
+        <w:tc>
+          <w:tcPr>
+            <w:tcW w:w="1728" w:type="dxa"/>
+          </w:tcPr>
+          <w:p>
+            <w:r>
+              <w:t>PASS</w:t>
+            </w:r>
+          </w:p>
+        </w:tc>
+      </w:tr>
+      <w:tr>
+        <w:trPr>
+          <w:jc w:val="center"/>
+        </w:trPr>
+        <w:tc>
+          <w:tcPr>
+            <w:tcW w:w="1728" w:type="dxa"/>
+          </w:tcPr>
+          <w:p>
+            <w:r>
+              <w:t>TC8</w:t>
+            </w:r>
+          </w:p>
+        </w:tc>
+        <w:tc>
+          <w:tcPr>
+            <w:tcW w:w="1728" w:type="dxa"/>
+          </w:tcPr>
+          <w:p>
+            <w:r>
+              <w:t xml:space="preserve">Weight robustness (live, </w:t>
+            </w:r>
+            <w:r>
+              <w:lastRenderedPageBreak/>
+              <w:t>n=600)</w:t>
+            </w:r>
+          </w:p>
+        </w:tc>
+        <w:tc>
+          <w:tcPr>
+            <w:tcW w:w="1728" w:type="dxa"/>
+          </w:tcPr>
+          <w:p>
+            <w:r>
+              <w:lastRenderedPageBreak/>
+              <w:t>no equivalent mechanism</w:t>
+            </w:r>
+          </w:p>
+        </w:tc>
+        <w:tc>
+          <w:tcPr>
+            <w:tcW w:w="1728" w:type="dxa"/>
+          </w:tcPr>
+          <w:p>
+            <w:r>
+              <w:t>Spearman ≥ 0.982 (all dims)</w:t>
+            </w:r>
+          </w:p>
+        </w:tc>
+        <w:tc>
+          <w:tcPr>
+            <w:tcW w:w="1728" w:type="dxa"/>
+          </w:tcPr>
+          <w:p>
+            <w:r>
+              <w:t>PASS</w:t>
+            </w:r>
+          </w:p>
+        </w:tc>
+      </w:tr>
+    </w:tbl>
     <w:p/>
     <w:p>
       <w:r>
         <w:rPr>
-          <w:b/>
-          <w:color w:val="1F335A"/>
+          <w:i/>
         </w:rPr>
-        <w:t>Q: Isn't 600 alerts / 6 devices a small sample?</w:t>
-      </w:r>
-    </w:p>
-    <w:p>
-      <w:r>
-        <w:t>A: The 600-alert benchmark (Level 2) is the statistical evidence, and 600 is a normal size for this kind of comparative study. The 6-device table (Level 1, TC-U1) is not trying to be statistical evidence at all — it's a unit test, deliberately small and fixed, whose whole purpose is to isolate one variable. Asking a unit test to also be statistically powerful is asking it to do a job it was never meant to do.</w:t>
-      </w:r>
-    </w:p>
-    <w:p/>
-    <w:p>
-      <w:r>
-        <w:rPr>
-          <w:b/>
-          <w:color w:val="1F335A"/>
-        </w:rPr>
-        <w:t>Q: Why does the combined (pooled) number look lower than each scenario's own number?</w:t>
-      </w:r>
-    </w:p>
-    <w:p>
-      <w:r>
-        <w:t>A: Explained in Section 4's callout — it's because the pooled top-10 is a stricter bar (top 10 of 600 instead of top 10 of 200), not a mistake. CAS still wins on the pooled number too.</w:t>
-      </w:r>
-    </w:p>
-    <w:p/>
-    <w:p>
-      <w:r>
-        <w:rPr>
-          <w:b/>
-          <w:color w:val="1F335A"/>
-        </w:rPr>
-        <w:t>Q: Couldn't the formula's weights have been picked to make CAS look good?</w:t>
-      </w:r>
-    </w:p>
-    <w:p>
-      <w:r>
-        <w:t>A: The weights come from a separate pairwise-comparison exercise (AHP), documented independently of these test results. TC-R1 also shows the conclusion survives even if the weights are wrong by 5% — so the result isn't fragile to the specific numbers chosen.</w:t>
-      </w:r>
-    </w:p>
-    <w:p/>
-    <w:p>
-      <w:r>
-        <w:rPr>
-          <w:b/>
-          <w:color w:val="1F335A"/>
-        </w:rPr>
-        <w:t>Q: Is the CVSS baseline a strawman — is CVSS really that blind to context?</w:t>
-      </w:r>
-    </w:p>
-    <w:p>
-      <w:r>
-        <w:t>A: No — this is documented, published behaviour of CVSS, not something invented to make it look bad. See the separate literature-review document: multiple peer-reviewed sources and even an FDA-sponsored MITRE report state directly that CVSS was not designed to reflect clinical/patient-safety context.</w:t>
-      </w:r>
-    </w:p>
-    <w:p/>
-    <w:p>
-      <w:r>
-        <w:rPr>
-          <w:b/>
-          <w:color w:val="1F335A"/>
-        </w:rPr>
-        <w:t>Q: What if two devices need different treatment but share the same FDA class?</w:t>
-      </w:r>
-    </w:p>
-    <w:p>
-      <w:r>
-        <w:t>A: The system doesn't rely on just 3 FDA-class buckets — there is a 91-entry device-specific table underneath, and a separate document explains and validates how each entry was placed using six criteria beyond FDA class alone.</w:t>
+        <w:t>Reproduce all unit-level results with: python Extra_Material/Test_Cases/test_cas_vs_cvss_scenarios.py</w:t>
       </w:r>
     </w:p>
     <w:sectPr>
       <w:pgSz w:w="12240" w:h="15840"/>
-      <w:pgMar w:top="1440" w:right="1077" w:bottom="1440" w:left="1077" w:header="720" w:footer="720" w:gutter="0"/>
+      <w:pgMar w:top="1440" w:right="1800" w:bottom="1440" w:left="1800" w:header="720" w:footer="720" w:gutter="0"/>
       <w:cols w:space="720"/>
       <w:docGrid w:linePitch="360"/>
     </w:sectPr>
@@ -2150,31 +3088,31 @@
       </w:rPr>
     </w:lvl>
   </w:abstractNum>
-  <w:num w:numId="1" w16cid:durableId="1181509688">
+  <w:num w:numId="1" w16cid:durableId="681317914">
     <w:abstractNumId w:val="8"/>
   </w:num>
-  <w:num w:numId="2" w16cid:durableId="1137335225">
+  <w:num w:numId="2" w16cid:durableId="1049377236">
     <w:abstractNumId w:val="6"/>
   </w:num>
-  <w:num w:numId="3" w16cid:durableId="915936671">
+  <w:num w:numId="3" w16cid:durableId="1096168335">
     <w:abstractNumId w:val="5"/>
   </w:num>
-  <w:num w:numId="4" w16cid:durableId="1470974806">
+  <w:num w:numId="4" w16cid:durableId="1977951104">
     <w:abstractNumId w:val="4"/>
   </w:num>
-  <w:num w:numId="5" w16cid:durableId="1339233274">
+  <w:num w:numId="5" w16cid:durableId="2112240646">
     <w:abstractNumId w:val="7"/>
   </w:num>
-  <w:num w:numId="6" w16cid:durableId="1692874884">
+  <w:num w:numId="6" w16cid:durableId="755445317">
     <w:abstractNumId w:val="3"/>
   </w:num>
-  <w:num w:numId="7" w16cid:durableId="414866591">
+  <w:num w:numId="7" w16cid:durableId="1041397076">
     <w:abstractNumId w:val="2"/>
   </w:num>
-  <w:num w:numId="8" w16cid:durableId="811405895">
+  <w:num w:numId="8" w16cid:durableId="1933858266">
     <w:abstractNumId w:val="1"/>
   </w:num>
-  <w:num w:numId="9" w16cid:durableId="1059473780">
+  <w:num w:numId="9" w16cid:durableId="474682816">
     <w:abstractNumId w:val="0"/>
   </w:num>
 </w:numbering>
@@ -2592,8 +3530,8 @@
       <w:rFonts w:asciiTheme="majorHAnsi" w:eastAsiaTheme="majorEastAsia" w:hAnsiTheme="majorHAnsi" w:cstheme="majorBidi"/>
       <w:b/>
       <w:bCs/>
-      <w:color w:val="1F335A"/>
-      <w:sz w:val="36"/>
+      <w:color w:val="365F91" w:themeColor="accent1" w:themeShade="BF"/>
+      <w:sz w:val="28"/>
       <w:szCs w:val="28"/>
     </w:rPr>
   </w:style>
@@ -2616,8 +3554,8 @@
       <w:rFonts w:asciiTheme="majorHAnsi" w:eastAsiaTheme="majorEastAsia" w:hAnsiTheme="majorHAnsi" w:cstheme="majorBidi"/>
       <w:b/>
       <w:bCs/>
-      <w:color w:val="1F335A"/>
-      <w:sz w:val="27"/>
+      <w:color w:val="4F81BD" w:themeColor="accent1"/>
+      <w:sz w:val="26"/>
       <w:szCs w:val="26"/>
     </w:rPr>
   </w:style>
